--- a/report_HociaArsid.docx
+++ b/report_HociaArsid.docx
@@ -243,33 +243,29 @@
           <w:szCs w:val="28"/>
           <w:lang w:val="en-US"/>
         </w:rPr>
-        <w:t xml:space="preserve">The magic square problem can be formulated as a Constraint Satisfaction Problem (CSP), </w:t>
-      </w:r>
-      <w:proofErr w:type="gramStart"/>
-      <w:r>
-        <w:rPr>
-          <w:szCs w:val="28"/>
-          <w:lang w:val="en-US"/>
-        </w:rPr>
-        <w:t>were</w:t>
-      </w:r>
-      <w:proofErr w:type="gramEnd"/>
-      <w:r>
-        <w:rPr>
-          <w:szCs w:val="28"/>
-          <w:lang w:val="en-US"/>
-        </w:rPr>
-        <w:t xml:space="preserve"> each cell </w:t>
-      </w:r>
-      <w:proofErr w:type="gramStart"/>
-      <w:r>
-        <w:rPr>
-          <w:szCs w:val="28"/>
-          <w:lang w:val="en-US"/>
-        </w:rPr>
-        <w:t>represent</w:t>
-      </w:r>
-      <w:proofErr w:type="gramEnd"/>
+        <w:t>The magic square problem can be formulated as a Constraint Satisfaction Problem (CSP), w</w:t>
+      </w:r>
+      <w:r>
+        <w:rPr>
+          <w:szCs w:val="28"/>
+          <w:lang w:val="en-US"/>
+        </w:rPr>
+        <w:t>h</w:t>
+      </w:r>
+      <w:r>
+        <w:rPr>
+          <w:szCs w:val="28"/>
+          <w:lang w:val="en-US"/>
+        </w:rPr>
+        <w:t>ere each cell represent</w:t>
+      </w:r>
+      <w:r>
+        <w:rPr>
+          <w:szCs w:val="28"/>
+          <w:lang w:val="en-US"/>
+        </w:rPr>
+        <w:t>s</w:t>
+      </w:r>
       <w:r>
         <w:rPr>
           <w:szCs w:val="28"/>
@@ -290,23 +286,21 @@
           <w:szCs w:val="28"/>
           <w:lang w:val="en-US"/>
         </w:rPr>
-        <w:t xml:space="preserve">. The constraint </w:t>
-      </w:r>
-      <w:proofErr w:type="gramStart"/>
-      <w:r>
-        <w:rPr>
-          <w:szCs w:val="28"/>
-          <w:lang w:val="en-US"/>
-        </w:rPr>
-        <w:t>require</w:t>
-      </w:r>
-      <w:proofErr w:type="gramEnd"/>
-      <w:r>
-        <w:rPr>
-          <w:szCs w:val="28"/>
-          <w:lang w:val="en-US"/>
-        </w:rPr>
-        <w:t xml:space="preserve"> all values to be distinct and every row, column, and diagonal to sum to the magic constant.</w:t>
+        <w:t>. The constraint</w:t>
+      </w:r>
+      <w:r>
+        <w:rPr>
+          <w:szCs w:val="28"/>
+          <w:lang w:val="en-US"/>
+        </w:rPr>
+        <w:t>s</w:t>
+      </w:r>
+      <w:r>
+        <w:rPr>
+          <w:szCs w:val="28"/>
+          <w:lang w:val="en-US"/>
+        </w:rPr>
+        <w:t xml:space="preserve"> require all values to be distinct and every row, column, and diagonal to sum to the magic constant.</w:t>
       </w:r>
     </w:p>
     <w:p>
@@ -394,23 +388,21 @@
           <w:szCs w:val="28"/>
           <w:lang w:val="en-US"/>
         </w:rPr>
-        <w:t xml:space="preserve">Minimum </w:t>
-      </w:r>
-      <w:proofErr w:type="spellStart"/>
-      <w:r>
-        <w:rPr>
-          <w:szCs w:val="28"/>
-          <w:lang w:val="en-US"/>
-        </w:rPr>
-        <w:t>Remaing</w:t>
-      </w:r>
-      <w:proofErr w:type="spellEnd"/>
-      <w:r>
-        <w:rPr>
-          <w:szCs w:val="28"/>
-          <w:lang w:val="en-US"/>
-        </w:rPr>
-        <w:t xml:space="preserve"> Values (MRV): selects the variable with the fewest remaining possible values</w:t>
+        <w:t>Minimum Remai</w:t>
+      </w:r>
+      <w:r>
+        <w:rPr>
+          <w:szCs w:val="28"/>
+          <w:lang w:val="en-US"/>
+        </w:rPr>
+        <w:t>ni</w:t>
+      </w:r>
+      <w:r>
+        <w:rPr>
+          <w:szCs w:val="28"/>
+          <w:lang w:val="en-US"/>
+        </w:rPr>
+        <w:t>ng Values (MRV): selects the variable with the fewest remaining possible values</w:t>
       </w:r>
     </w:p>
     <w:p>
@@ -430,17 +422,15 @@
           <w:szCs w:val="28"/>
           <w:lang w:val="en-US"/>
         </w:rPr>
-        <w:t xml:space="preserve">Least Constraining Value (LCV): prioritizes values </w:t>
-      </w:r>
-      <w:proofErr w:type="gramStart"/>
-      <w:r>
-        <w:rPr>
-          <w:szCs w:val="28"/>
-          <w:lang w:val="en-US"/>
-        </w:rPr>
-        <w:t>the</w:t>
-      </w:r>
-      <w:proofErr w:type="gramEnd"/>
+        <w:t>Least Constraining Value (LCV): prioritizes values th</w:t>
+      </w:r>
+      <w:r>
+        <w:rPr>
+          <w:szCs w:val="28"/>
+          <w:lang w:val="en-US"/>
+        </w:rPr>
+        <w:t>at</w:t>
+      </w:r>
       <w:r>
         <w:rPr>
           <w:szCs w:val="28"/>
@@ -492,35 +482,19 @@
         <w:rPr>
           <w:lang w:val="en-US"/>
         </w:rPr>
-        <w:t xml:space="preserve">It starts </w:t>
-      </w:r>
-      <w:proofErr w:type="gramStart"/>
-      <w:r>
-        <w:rPr>
-          <w:lang w:val="en-US"/>
-        </w:rPr>
-        <w:t>from</w:t>
-      </w:r>
-      <w:proofErr w:type="gramEnd"/>
-      <w:r>
-        <w:rPr>
-          <w:lang w:val="en-US"/>
-        </w:rPr>
-        <w:t xml:space="preserve"> a randomly generated solution and explores neighboring states, trying to minimize </w:t>
-      </w:r>
-      <w:proofErr w:type="gramStart"/>
-      <w:r>
-        <w:rPr>
-          <w:lang w:val="en-US"/>
-        </w:rPr>
-        <w:t>a cost</w:t>
-      </w:r>
-      <w:proofErr w:type="gramEnd"/>
-      <w:r>
-        <w:rPr>
-          <w:lang w:val="en-US"/>
-        </w:rPr>
-        <w:t xml:space="preserve"> function.</w:t>
+        <w:t xml:space="preserve">It starts from a randomly generated </w:t>
+      </w:r>
+      <w:r>
+        <w:rPr>
+          <w:lang w:val="en-US"/>
+        </w:rPr>
+        <w:t>candidate state</w:t>
+      </w:r>
+      <w:r>
+        <w:rPr>
+          <w:lang w:val="en-US"/>
+        </w:rPr>
+        <w:t xml:space="preserve"> and explores neighboring states, trying to minimize a cost function.</w:t>
       </w:r>
     </w:p>
     <w:p>
@@ -552,16 +526,14 @@
         <w:rPr>
           <w:lang w:val="en-US"/>
         </w:rPr>
-        <w:t xml:space="preserve">A neighboring state is generated by swapping two randomly selected non-fixed cells. This </w:t>
-      </w:r>
-      <w:proofErr w:type="gramStart"/>
-      <w:r>
-        <w:rPr>
-          <w:lang w:val="en-US"/>
-        </w:rPr>
-        <w:t>ensuring</w:t>
-      </w:r>
-      <w:proofErr w:type="gramEnd"/>
+        <w:t>A neighboring state is generated by swapping two randomly selected non-fixed cells. This ensur</w:t>
+      </w:r>
+      <w:r>
+        <w:rPr>
+          <w:lang w:val="en-US"/>
+        </w:rPr>
+        <w:t>es</w:t>
+      </w:r>
       <w:r>
         <w:rPr>
           <w:lang w:val="en-US"/>
@@ -587,6 +559,1062 @@
         </w:rPr>
         <w:t>difference between the sums of the rows, columns and diagonals and the magic constant:</w:t>
       </w:r>
+    </w:p>
+    <w:p>
+      <w:pPr>
+        <w:rPr>
+          <w:lang w:val="en-US"/>
+        </w:rPr>
+      </w:pPr>
+      <m:oMathPara>
+        <m:oMath>
+          <m:r>
+            <w:rPr>
+              <w:rFonts w:ascii="Cambria Math" w:hAnsi="Cambria Math"/>
+              <w:lang w:val="en-US"/>
+            </w:rPr>
+            <m:t>E</m:t>
+          </m:r>
+          <m:d>
+            <m:dPr>
+              <m:ctrlPr>
+                <w:rPr>
+                  <w:rFonts w:ascii="Cambria Math" w:hAnsi="Cambria Math"/>
+                  <w:i/>
+                  <w:lang w:val="en-US"/>
+                </w:rPr>
+              </m:ctrlPr>
+            </m:dPr>
+            <m:e>
+              <m:r>
+                <w:rPr>
+                  <w:rFonts w:ascii="Cambria Math" w:hAnsi="Cambria Math"/>
+                  <w:lang w:val="en-US"/>
+                </w:rPr>
+                <m:t>S</m:t>
+              </m:r>
+            </m:e>
+          </m:d>
+          <m:r>
+            <w:rPr>
+              <w:rFonts w:ascii="Cambria Math" w:hAnsi="Cambria Math"/>
+              <w:lang w:val="en-US"/>
+            </w:rPr>
+            <m:t>=</m:t>
+          </m:r>
+          <m:nary>
+            <m:naryPr>
+              <m:chr m:val="∑"/>
+              <m:ctrlPr>
+                <w:rPr>
+                  <w:rFonts w:ascii="Cambria Math" w:hAnsi="Cambria Math"/>
+                  <w:i/>
+                  <w:lang w:val="en-US"/>
+                </w:rPr>
+              </m:ctrlPr>
+            </m:naryPr>
+            <m:sub>
+              <m:r>
+                <w:rPr>
+                  <w:rFonts w:ascii="Cambria Math" w:hAnsi="Cambria Math"/>
+                  <w:lang w:val="en-US"/>
+                </w:rPr>
+                <m:t>i=1</m:t>
+              </m:r>
+            </m:sub>
+            <m:sup>
+              <m:r>
+                <w:rPr>
+                  <w:rFonts w:ascii="Cambria Math" w:hAnsi="Cambria Math"/>
+                  <w:lang w:val="en-US"/>
+                </w:rPr>
+                <m:t>N</m:t>
+              </m:r>
+            </m:sup>
+            <m:e>
+              <m:d>
+                <m:dPr>
+                  <m:begChr m:val="|"/>
+                  <m:endChr m:val="|"/>
+                  <m:ctrlPr>
+                    <w:rPr>
+                      <w:rFonts w:ascii="Cambria Math" w:hAnsi="Cambria Math"/>
+                      <w:i/>
+                      <w:lang w:val="en-US"/>
+                    </w:rPr>
+                  </m:ctrlPr>
+                </m:dPr>
+                <m:e>
+                  <m:sSub>
+                    <m:sSubPr>
+                      <m:ctrlPr>
+                        <w:rPr>
+                          <w:rFonts w:ascii="Cambria Math" w:hAnsi="Cambria Math"/>
+                          <w:i/>
+                          <w:lang w:val="en-US"/>
+                        </w:rPr>
+                      </m:ctrlPr>
+                    </m:sSubPr>
+                    <m:e>
+                      <m:r>
+                        <w:rPr>
+                          <w:rFonts w:ascii="Cambria Math" w:hAnsi="Cambria Math"/>
+                          <w:lang w:val="en-US"/>
+                        </w:rPr>
+                        <m:t>R</m:t>
+                      </m:r>
+                    </m:e>
+                    <m:sub>
+                      <m:r>
+                        <w:rPr>
+                          <w:rFonts w:ascii="Cambria Math" w:hAnsi="Cambria Math"/>
+                          <w:lang w:val="en-US"/>
+                        </w:rPr>
+                        <m:t>i</m:t>
+                      </m:r>
+                    </m:sub>
+                  </m:sSub>
+                  <m:r>
+                    <w:rPr>
+                      <w:rFonts w:ascii="Cambria Math" w:hAnsi="Cambria Math"/>
+                      <w:lang w:val="en-US"/>
+                    </w:rPr>
+                    <m:t>-M</m:t>
+                  </m:r>
+                </m:e>
+              </m:d>
+            </m:e>
+          </m:nary>
+          <m:r>
+            <w:rPr>
+              <w:rFonts w:ascii="Cambria Math" w:hAnsi="Cambria Math"/>
+              <w:lang w:val="en-US"/>
+            </w:rPr>
+            <m:t>+</m:t>
+          </m:r>
+          <m:nary>
+            <m:naryPr>
+              <m:chr m:val="∑"/>
+              <m:ctrlPr>
+                <w:rPr>
+                  <w:rFonts w:ascii="Cambria Math" w:hAnsi="Cambria Math"/>
+                  <w:i/>
+                  <w:lang w:val="en-US"/>
+                </w:rPr>
+              </m:ctrlPr>
+            </m:naryPr>
+            <m:sub>
+              <m:r>
+                <w:rPr>
+                  <w:rFonts w:ascii="Cambria Math" w:hAnsi="Cambria Math"/>
+                  <w:lang w:val="en-US"/>
+                </w:rPr>
+                <m:t>j=1</m:t>
+              </m:r>
+            </m:sub>
+            <m:sup>
+              <m:r>
+                <w:rPr>
+                  <w:rFonts w:ascii="Cambria Math" w:hAnsi="Cambria Math"/>
+                  <w:lang w:val="en-US"/>
+                </w:rPr>
+                <m:t>N</m:t>
+              </m:r>
+            </m:sup>
+            <m:e>
+              <m:d>
+                <m:dPr>
+                  <m:begChr m:val="|"/>
+                  <m:endChr m:val="|"/>
+                  <m:ctrlPr>
+                    <w:rPr>
+                      <w:rFonts w:ascii="Cambria Math" w:hAnsi="Cambria Math"/>
+                      <w:i/>
+                      <w:lang w:val="en-US"/>
+                    </w:rPr>
+                  </m:ctrlPr>
+                </m:dPr>
+                <m:e>
+                  <m:sSub>
+                    <m:sSubPr>
+                      <m:ctrlPr>
+                        <w:rPr>
+                          <w:rFonts w:ascii="Cambria Math" w:hAnsi="Cambria Math"/>
+                          <w:i/>
+                          <w:lang w:val="en-US"/>
+                        </w:rPr>
+                      </m:ctrlPr>
+                    </m:sSubPr>
+                    <m:e>
+                      <m:r>
+                        <w:rPr>
+                          <w:rFonts w:ascii="Cambria Math" w:hAnsi="Cambria Math"/>
+                          <w:lang w:val="en-US"/>
+                        </w:rPr>
+                        <m:t>C</m:t>
+                      </m:r>
+                    </m:e>
+                    <m:sub>
+                      <m:r>
+                        <w:rPr>
+                          <w:rFonts w:ascii="Cambria Math" w:hAnsi="Cambria Math"/>
+                          <w:lang w:val="en-US"/>
+                        </w:rPr>
+                        <m:t>j</m:t>
+                      </m:r>
+                    </m:sub>
+                  </m:sSub>
+                  <m:r>
+                    <w:rPr>
+                      <w:rFonts w:ascii="Cambria Math" w:hAnsi="Cambria Math"/>
+                      <w:lang w:val="en-US"/>
+                    </w:rPr>
+                    <m:t>-M</m:t>
+                  </m:r>
+                </m:e>
+              </m:d>
+            </m:e>
+          </m:nary>
+          <m:r>
+            <w:rPr>
+              <w:rFonts w:ascii="Cambria Math" w:hAnsi="Cambria Math"/>
+              <w:lang w:val="en-US"/>
+            </w:rPr>
+            <m:t>+</m:t>
+          </m:r>
+          <m:d>
+            <m:dPr>
+              <m:begChr m:val="|"/>
+              <m:endChr m:val="|"/>
+              <m:ctrlPr>
+                <w:rPr>
+                  <w:rFonts w:ascii="Cambria Math" w:hAnsi="Cambria Math"/>
+                  <w:i/>
+                  <w:lang w:val="en-US"/>
+                </w:rPr>
+              </m:ctrlPr>
+            </m:dPr>
+            <m:e>
+              <m:sSub>
+                <m:sSubPr>
+                  <m:ctrlPr>
+                    <w:rPr>
+                      <w:rFonts w:ascii="Cambria Math" w:hAnsi="Cambria Math"/>
+                      <w:i/>
+                      <w:lang w:val="en-US"/>
+                    </w:rPr>
+                  </m:ctrlPr>
+                </m:sSubPr>
+                <m:e>
+                  <m:r>
+                    <w:rPr>
+                      <w:rFonts w:ascii="Cambria Math" w:hAnsi="Cambria Math"/>
+                      <w:lang w:val="en-US"/>
+                    </w:rPr>
+                    <m:t>D</m:t>
+                  </m:r>
+                </m:e>
+                <m:sub>
+                  <m:r>
+                    <w:rPr>
+                      <w:rFonts w:ascii="Cambria Math" w:hAnsi="Cambria Math"/>
+                      <w:lang w:val="en-US"/>
+                    </w:rPr>
+                    <m:t>1</m:t>
+                  </m:r>
+                </m:sub>
+              </m:sSub>
+              <m:r>
+                <w:rPr>
+                  <w:rFonts w:ascii="Cambria Math" w:hAnsi="Cambria Math"/>
+                  <w:lang w:val="en-US"/>
+                </w:rPr>
+                <m:t>-M</m:t>
+              </m:r>
+            </m:e>
+          </m:d>
+          <m:r>
+            <w:rPr>
+              <w:rFonts w:ascii="Cambria Math" w:hAnsi="Cambria Math"/>
+              <w:lang w:val="en-US"/>
+            </w:rPr>
+            <m:t>+</m:t>
+          </m:r>
+          <m:d>
+            <m:dPr>
+              <m:begChr m:val="|"/>
+              <m:endChr m:val="|"/>
+              <m:ctrlPr>
+                <w:rPr>
+                  <w:rFonts w:ascii="Cambria Math" w:hAnsi="Cambria Math"/>
+                  <w:i/>
+                  <w:lang w:val="en-US"/>
+                </w:rPr>
+              </m:ctrlPr>
+            </m:dPr>
+            <m:e>
+              <m:sSub>
+                <m:sSubPr>
+                  <m:ctrlPr>
+                    <w:rPr>
+                      <w:rFonts w:ascii="Cambria Math" w:hAnsi="Cambria Math"/>
+                      <w:i/>
+                      <w:lang w:val="en-US"/>
+                    </w:rPr>
+                  </m:ctrlPr>
+                </m:sSubPr>
+                <m:e>
+                  <m:r>
+                    <w:rPr>
+                      <w:rFonts w:ascii="Cambria Math" w:hAnsi="Cambria Math"/>
+                      <w:lang w:val="en-US"/>
+                    </w:rPr>
+                    <m:t>D</m:t>
+                  </m:r>
+                </m:e>
+                <m:sub>
+                  <m:r>
+                    <w:rPr>
+                      <w:rFonts w:ascii="Cambria Math" w:hAnsi="Cambria Math"/>
+                      <w:lang w:val="en-US"/>
+                    </w:rPr>
+                    <m:t>2</m:t>
+                  </m:r>
+                </m:sub>
+              </m:sSub>
+              <m:r>
+                <w:rPr>
+                  <w:rFonts w:ascii="Cambria Math" w:hAnsi="Cambria Math"/>
+                  <w:lang w:val="en-US"/>
+                </w:rPr>
+                <m:t>-M</m:t>
+              </m:r>
+            </m:e>
+          </m:d>
+        </m:oMath>
+      </m:oMathPara>
+    </w:p>
+    <w:p>
+      <w:pPr>
+        <w:rPr>
+          <w:lang w:val="en-US"/>
+        </w:rPr>
+      </w:pPr>
+      <w:r>
+        <w:rPr>
+          <w:lang w:val="en-US"/>
+        </w:rPr>
+        <w:t>Where Ri and Ci represent the sums of the rows and columns</w:t>
+      </w:r>
+      <w:r>
+        <w:rPr>
+          <w:lang w:val="en-US"/>
+        </w:rPr>
+        <w:t>, while D1 and D2 represent the sums of the two main diagonals. A cost of zero corresponds to a valid Magic Square.</w:t>
+      </w:r>
+    </w:p>
+    <w:p>
+      <w:pPr>
+        <w:rPr>
+          <w:lang w:val="en-US"/>
+        </w:rPr>
+      </w:pPr>
+      <w:r>
+        <w:rPr>
+          <w:lang w:val="en-US"/>
+        </w:rPr>
+        <w:t>At each iteration, a neighboring state is evaluated. If its cost is lower than or equal to the current cost</w:t>
+      </w:r>
+      <w:r>
+        <w:rPr>
+          <w:lang w:val="en-US"/>
+        </w:rPr>
+        <w:t>, it’s always accepted. Otherwise, it can still be accepted with a probability defined as:</w:t>
+      </w:r>
+    </w:p>
+    <w:p>
+      <w:pPr>
+        <w:rPr>
+          <w:lang w:val="en-US"/>
+        </w:rPr>
+      </w:pPr>
+      <m:oMathPara>
+        <m:oMath>
+          <m:r>
+            <w:rPr>
+              <w:rFonts w:ascii="Cambria Math" w:hAnsi="Cambria Math"/>
+              <w:lang w:val="en-US"/>
+            </w:rPr>
+            <m:t>P=e^(-ΔE/T)</m:t>
+          </m:r>
+        </m:oMath>
+      </m:oMathPara>
+    </w:p>
+    <w:p>
+      <w:pPr>
+        <w:rPr>
+          <w:lang w:val="en-US"/>
+        </w:rPr>
+      </w:pPr>
+      <w:r>
+        <w:rPr>
+          <w:lang w:val="en-US"/>
+        </w:rPr>
+        <w:lastRenderedPageBreak/>
+        <w:t xml:space="preserve">Where </w:t>
+      </w:r>
+      <w:r>
+        <w:t>Δ</w:t>
+      </w:r>
+      <w:r>
+        <w:rPr>
+          <w:lang w:val="en-US"/>
+        </w:rPr>
+        <w:t>E</w:t>
+      </w:r>
+      <w:r>
+        <w:rPr>
+          <w:lang w:val="en-US"/>
+        </w:rPr>
+        <w:t xml:space="preserve"> </w:t>
+      </w:r>
+      <w:r>
+        <w:rPr>
+          <w:lang w:val="en-US"/>
+        </w:rPr>
+        <w:t>is the difference between the neighboring and current costs, and T is the current temperature. This mechanism allows the algorithm to accept worse solutions and potentially escape local minima.</w:t>
+      </w:r>
+    </w:p>
+    <w:p>
+      <w:pPr>
+        <w:rPr>
+          <w:lang w:val="en-US"/>
+        </w:rPr>
+      </w:pPr>
+      <w:r>
+        <w:rPr>
+          <w:lang w:val="en-US"/>
+        </w:rPr>
+        <w:t xml:space="preserve">The temperature gradually decreases according to a cooling schedule: </w:t>
+      </w:r>
+      <w:r>
+        <w:rPr>
+          <w:b/>
+          <w:bCs/>
+          <w:lang w:val="en-US"/>
+        </w:rPr>
+        <w:t>T</w:t>
+      </w:r>
+      <w:r>
+        <w:rPr>
+          <w:rFonts w:ascii="Cambria Math" w:hAnsi="Cambria Math" w:cs="Cambria Math"/>
+          <w:b/>
+          <w:bCs/>
+          <w:lang w:val="en-US"/>
+        </w:rPr>
+        <w:t>ₖ₊</w:t>
+      </w:r>
+      <w:r>
+        <w:rPr>
+          <w:rFonts w:ascii="Aptos" w:hAnsi="Aptos" w:cs="Aptos"/>
+          <w:b/>
+          <w:bCs/>
+          <w:lang w:val="en-US"/>
+        </w:rPr>
+        <w:t>₁</w:t>
+      </w:r>
+      <w:r>
+        <w:rPr>
+          <w:b/>
+          <w:bCs/>
+          <w:lang w:val="en-US"/>
+        </w:rPr>
+        <w:t xml:space="preserve"> = </w:t>
+      </w:r>
+      <w:r>
+        <w:rPr>
+          <w:rFonts w:ascii="Aptos" w:hAnsi="Aptos" w:cs="Aptos"/>
+          <w:b/>
+          <w:bCs/>
+        </w:rPr>
+        <w:t>α</w:t>
+      </w:r>
+      <w:r>
+        <w:rPr>
+          <w:b/>
+          <w:bCs/>
+          <w:lang w:val="en-US"/>
+        </w:rPr>
+        <w:t>T</w:t>
+      </w:r>
+      <w:r>
+        <w:rPr>
+          <w:rFonts w:ascii="Cambria Math" w:hAnsi="Cambria Math" w:cs="Cambria Math"/>
+          <w:b/>
+          <w:bCs/>
+          <w:lang w:val="en-US"/>
+        </w:rPr>
+        <w:t>ₖ</w:t>
+      </w:r>
+    </w:p>
+    <w:p>
+      <w:pPr>
+        <w:rPr>
+          <w:lang w:val="en-US"/>
+        </w:rPr>
+      </w:pPr>
+      <w:r>
+        <w:rPr>
+          <w:lang w:val="en-US"/>
+        </w:rPr>
+        <w:t xml:space="preserve">Where </w:t>
+      </w:r>
+      <w:r>
+        <w:t>α</w:t>
+      </w:r>
+      <w:r>
+        <w:rPr>
+          <w:lang w:val="en-US"/>
+        </w:rPr>
+        <w:t xml:space="preserve"> is the c</w:t>
+      </w:r>
+      <w:r>
+        <w:rPr>
+          <w:lang w:val="en-US"/>
+        </w:rPr>
+        <w:t>ooling rate,</w:t>
+      </w:r>
+      <w:r>
+        <w:rPr>
+          <w:lang w:val="en-US"/>
+        </w:rPr>
+        <w:t xml:space="preserve"> with 0&lt;</w:t>
+      </w:r>
+      <w:r>
+        <w:t>α</w:t>
+      </w:r>
+      <w:r>
+        <w:rPr>
+          <w:lang w:val="en-US"/>
+        </w:rPr>
+        <w:t>&lt;1</w:t>
+      </w:r>
+      <w:r>
+        <w:rPr>
+          <w:lang w:val="en-US"/>
+        </w:rPr>
+        <w:t>. A</w:t>
+      </w:r>
+      <w:r>
+        <w:rPr>
+          <w:lang w:val="en-US"/>
+        </w:rPr>
+        <w:t>s the temperature decreases the probability of accepting worse solutions becomes lower.</w:t>
+      </w:r>
+    </w:p>
+    <w:p>
+      <w:pPr>
+        <w:rPr>
+          <w:lang w:val="en-US"/>
+        </w:rPr>
+      </w:pPr>
+      <w:r>
+        <w:rPr>
+          <w:lang w:val="en-US"/>
+        </w:rPr>
+        <w:t>The algorithm keeps track of the best state found during the search and terminates when a valid magic square is found, the minimum temperature is reached, or the maximum number of iterations is reached.</w:t>
+      </w:r>
+    </w:p>
+    <w:p>
+      <w:pPr>
+        <w:rPr>
+          <w:lang w:val="en-US"/>
+        </w:rPr>
+      </w:pPr>
+      <w:r>
+        <w:rPr>
+          <w:lang w:val="en-US"/>
+        </w:rPr>
+        <w:t>Since simulated annealing is a stochastic algorithm, it does</w:t>
+      </w:r>
+      <w:r>
+        <w:rPr>
+          <w:lang w:val="en-US"/>
+        </w:rPr>
+        <w:t xml:space="preserve"> not</w:t>
+      </w:r>
+      <w:r>
+        <w:rPr>
+          <w:lang w:val="en-US"/>
+        </w:rPr>
+        <w:t xml:space="preserve"> guarantee finding a solution within the available search budget.</w:t>
+      </w:r>
+    </w:p>
+    <w:p>
+      <w:pPr>
+        <w:pStyle w:val="Titolo2"/>
+        <w:numPr>
+          <w:ilvl w:val="1"/>
+          <w:numId w:val="1"/>
+        </w:numPr>
+        <w:rPr>
+          <w:lang w:val="en-US"/>
+        </w:rPr>
+      </w:pPr>
+      <w:r>
+        <w:rPr>
+          <w:lang w:val="en-US"/>
+        </w:rPr>
+        <w:t>Genetic algorithm</w:t>
+      </w:r>
+    </w:p>
+    <w:p>
+      <w:pPr>
+        <w:rPr>
+          <w:lang w:val="en-US"/>
+        </w:rPr>
+      </w:pPr>
+      <w:r>
+        <w:rPr>
+          <w:lang w:val="en-US"/>
+        </w:rPr>
+        <w:t>Genetic algorithm is a population-based search algorithm that starts with a population of randomly generated candidate solutions, which evolve over successive generations to find better solutions.</w:t>
+      </w:r>
+    </w:p>
+    <w:p>
+      <w:pPr>
+        <w:rPr>
+          <w:lang w:val="en-US"/>
+        </w:rPr>
+      </w:pPr>
+      <w:r>
+        <w:rPr>
+          <w:lang w:val="en-US"/>
+        </w:rPr>
+        <w:t>In our implementation, each individual is represented as a permutation of the integers as</w:t>
+      </w:r>
+      <w:r>
+        <w:rPr>
+          <w:lang w:val="en-US"/>
+        </w:rPr>
+        <w:t>signed to non-fixed cells. Each individual is evaluated using a fitness function, based on the same cost function defined for Simulated Annealing:</w:t>
+      </w:r>
+    </w:p>
+    <w:p>
+      <w:pPr>
+        <w:rPr>
+          <w:lang w:val="en-US"/>
+        </w:rPr>
+      </w:pPr>
+      <w:r>
+        <w:rPr>
+          <w:b/>
+          <w:bCs/>
+          <w:lang w:val="en-US"/>
+        </w:rPr>
+        <w:t>F(S) = 1 / (1 + E(S))</w:t>
+      </w:r>
+    </w:p>
+    <w:p>
+      <w:pPr>
+        <w:rPr>
+          <w:lang w:val="en-US"/>
+        </w:rPr>
+      </w:pPr>
+      <w:r>
+        <w:rPr>
+          <w:lang w:val="en-US"/>
+        </w:rPr>
+        <w:t>Where E(S) is the total deviation of row, column, and diagonal sums from the magic constant. Unlike simulated annealing, which minimizes the error, now we maximize the fitness. A fitness of 1 corresponds to a valid magic square.</w:t>
+      </w:r>
+    </w:p>
+    <w:p>
+      <w:pPr>
+        <w:rPr>
+          <w:lang w:val="en-US"/>
+        </w:rPr>
+      </w:pPr>
+      <w:r>
+        <w:rPr>
+          <w:lang w:val="en-US"/>
+        </w:rPr>
+        <w:t xml:space="preserve">At each generation, new individuals </w:t>
+      </w:r>
+      <w:r>
+        <w:rPr>
+          <w:lang w:val="en-US"/>
+        </w:rPr>
+        <w:t xml:space="preserve">are generated </w:t>
+      </w:r>
+      <w:r>
+        <w:rPr>
+          <w:lang w:val="en-US"/>
+        </w:rPr>
+        <w:t>follow</w:t>
+      </w:r>
+      <w:r>
+        <w:rPr>
+          <w:lang w:val="en-US"/>
+        </w:rPr>
+        <w:t>ing</w:t>
+      </w:r>
+      <w:r>
+        <w:rPr>
+          <w:lang w:val="en-US"/>
+        </w:rPr>
+        <w:t xml:space="preserve"> the</w:t>
+      </w:r>
+      <w:r>
+        <w:rPr>
+          <w:lang w:val="en-US"/>
+        </w:rPr>
+        <w:t>se</w:t>
+      </w:r>
+      <w:r>
+        <w:rPr>
+          <w:lang w:val="en-US"/>
+        </w:rPr>
+        <w:t xml:space="preserve"> three operations:</w:t>
+      </w:r>
+    </w:p>
+    <w:p>
+      <w:pPr>
+        <w:pStyle w:val="Paragrafoelenco"/>
+        <w:numPr>
+          <w:ilvl w:val="0"/>
+          <w:numId w:val="3"/>
+        </w:numPr>
+        <w:rPr>
+          <w:lang w:val="en-US"/>
+        </w:rPr>
+      </w:pPr>
+      <w:r>
+        <w:rPr>
+          <w:lang w:val="en-US"/>
+        </w:rPr>
+        <w:t>Selection: with roulette wheel selection, that chooses between parents with probabilities proportional to their fitness</w:t>
+      </w:r>
+    </w:p>
+    <w:p>
+      <w:pPr>
+        <w:pStyle w:val="Paragrafoelenco"/>
+        <w:numPr>
+          <w:ilvl w:val="0"/>
+          <w:numId w:val="3"/>
+        </w:numPr>
+        <w:rPr>
+          <w:lang w:val="en-US"/>
+        </w:rPr>
+      </w:pPr>
+      <w:r>
+        <w:rPr>
+          <w:lang w:val="en-US"/>
+        </w:rPr>
+        <w:t xml:space="preserve">Crossover: </w:t>
+      </w:r>
+      <w:r>
+        <w:rPr>
+          <w:lang w:val="en-US"/>
+        </w:rPr>
+        <w:t xml:space="preserve">(Order Crossover) </w:t>
+      </w:r>
+      <w:r>
+        <w:rPr>
+          <w:lang w:val="en-US"/>
+        </w:rPr>
+        <w:t xml:space="preserve">combines two parents </w:t>
+      </w:r>
+      <w:r>
+        <w:rPr>
+          <w:lang w:val="en-US"/>
+        </w:rPr>
+        <w:t>by copying a segment from one parent and filling the remaining positions with values from the other parent</w:t>
+      </w:r>
+    </w:p>
+    <w:p>
+      <w:pPr>
+        <w:pStyle w:val="Paragrafoelenco"/>
+        <w:numPr>
+          <w:ilvl w:val="0"/>
+          <w:numId w:val="3"/>
+        </w:numPr>
+        <w:rPr>
+          <w:lang w:val="en-US"/>
+        </w:rPr>
+      </w:pPr>
+      <w:r>
+        <w:rPr>
+          <w:lang w:val="en-US"/>
+        </w:rPr>
+        <w:t xml:space="preserve">Mutation: </w:t>
+      </w:r>
+      <w:r>
+        <w:rPr>
+          <w:lang w:val="en-US"/>
+        </w:rPr>
+        <w:t>randomly exchanges two values in an individual with a given probability, introducing diversity into the population</w:t>
+      </w:r>
+    </w:p>
+    <w:p>
+      <w:pPr>
+        <w:rPr>
+          <w:lang w:val="en-US"/>
+        </w:rPr>
+      </w:pPr>
+      <w:r>
+        <w:rPr>
+          <w:lang w:val="en-US"/>
+        </w:rPr>
+        <w:lastRenderedPageBreak/>
+        <w:t>The algorithm also uses Elitism, preserving the best individual from each generation in the next population to avoid losing the best solution found so far.</w:t>
+      </w:r>
+    </w:p>
+    <w:p>
+      <w:pPr>
+        <w:rPr>
+          <w:lang w:val="en-US"/>
+        </w:rPr>
+      </w:pPr>
+      <w:r>
+        <w:rPr>
+          <w:lang w:val="en-US"/>
+        </w:rPr>
+        <w:t xml:space="preserve">The process continues until an </w:t>
+      </w:r>
+      <w:r>
+        <w:rPr>
+          <w:lang w:val="en-US"/>
+        </w:rPr>
+        <w:t>individual reaches a fitness of 1, indicating a valid Magic Square, or the maximum number of generations is reached.</w:t>
+      </w:r>
+    </w:p>
+    <w:p>
+      <w:pPr>
+        <w:rPr>
+          <w:lang w:val="en-US"/>
+        </w:rPr>
+      </w:pPr>
+      <w:r>
+        <w:rPr>
+          <w:lang w:val="en-US"/>
+        </w:rPr>
+        <w:t>Since Genetic Algorithm is a stochastic search method, it does not guarantee finding a valid solution within the available number of generations.</w:t>
+      </w:r>
+    </w:p>
+    <w:p>
+      <w:pPr>
+        <w:pStyle w:val="Titolo1"/>
+        <w:numPr>
+          <w:ilvl w:val="0"/>
+          <w:numId w:val="1"/>
+        </w:numPr>
+        <w:rPr>
+          <w:lang w:val="en-US"/>
+        </w:rPr>
+      </w:pPr>
+      <w:r>
+        <w:rPr>
+          <w:lang w:val="en-US"/>
+        </w:rPr>
+        <w:t>Experimental setup</w:t>
+      </w:r>
+    </w:p>
+    <w:p>
+      <w:pPr>
+        <w:rPr>
+          <w:lang w:val="en-US"/>
+        </w:rPr>
+      </w:pPr>
+      <w:r>
+        <w:rPr>
+          <w:lang w:val="en-US"/>
+        </w:rPr>
+        <w:t>The three algorithm were tested on magic squares of different sizes: 3x3, 4x4, 5x5, both with and without three preassigned cells, for a total of six test cases.</w:t>
+      </w:r>
+    </w:p>
+    <w:p>
+      <w:pPr>
+        <w:rPr>
+          <w:lang w:val="en-US"/>
+        </w:rPr>
+      </w:pPr>
+      <w:r>
+        <w:rPr>
+          <w:lang w:val="en-US"/>
+        </w:rPr>
+        <w:t>Each algorithm was executed 20 times for each test case. Simulated annealing and Genetic algorithm used different seeds, while backtracking was repeated to measure execution time.</w:t>
+      </w:r>
+    </w:p>
+    <w:p>
+      <w:pPr>
+        <w:rPr>
+          <w:lang w:val="en-US"/>
+        </w:rPr>
+      </w:pPr>
+      <w:r>
+        <w:rPr>
+          <w:lang w:val="en-US"/>
+        </w:rPr>
+        <w:t>The following parameters were used:</w:t>
+      </w:r>
+    </w:p>
+    <w:p>
+      <w:pPr>
+        <w:numPr>
+          <w:ilvl w:val="0"/>
+          <w:numId w:val="4"/>
+        </w:numPr>
+        <w:rPr>
+          <w:lang w:val="en-US"/>
+        </w:rPr>
+      </w:pPr>
+      <w:r>
+        <w:rPr>
+          <w:b/>
+          <w:bCs/>
+          <w:lang w:val="en-US"/>
+        </w:rPr>
+        <w:t>Backtracking:</w:t>
+      </w:r>
+      <w:r>
+        <w:rPr>
+          <w:lang w:val="en-US"/>
+        </w:rPr>
+        <w:t xml:space="preserve"> Constraint Propagation with MRV enabled and LCV disabled.</w:t>
+      </w:r>
+    </w:p>
+    <w:p>
+      <w:pPr>
+        <w:numPr>
+          <w:ilvl w:val="0"/>
+          <w:numId w:val="4"/>
+        </w:numPr>
+        <w:rPr>
+          <w:lang w:val="en-US"/>
+        </w:rPr>
+      </w:pPr>
+      <w:r>
+        <w:rPr>
+          <w:b/>
+          <w:bCs/>
+          <w:lang w:val="en-US"/>
+        </w:rPr>
+        <w:t>Simulated Annealing:</w:t>
+      </w:r>
+      <w:r>
+        <w:rPr>
+          <w:lang w:val="en-US"/>
+        </w:rPr>
+        <w:t xml:space="preserve"> initial temperature = 10, cooling rate = 0.9995, minimum temperature = 0.01, maximum iterations = 50,000.</w:t>
+      </w:r>
+    </w:p>
+    <w:p>
+      <w:pPr>
+        <w:numPr>
+          <w:ilvl w:val="0"/>
+          <w:numId w:val="4"/>
+        </w:numPr>
+        <w:rPr>
+          <w:lang w:val="en-US"/>
+        </w:rPr>
+      </w:pPr>
+      <w:r>
+        <w:rPr>
+          <w:b/>
+          <w:bCs/>
+          <w:lang w:val="en-US"/>
+        </w:rPr>
+        <w:t>Genetic Algorithm:</w:t>
+      </w:r>
+      <w:r>
+        <w:rPr>
+          <w:lang w:val="en-US"/>
+        </w:rPr>
+        <w:t xml:space="preserve"> population size = 40, maximum generations = 1,000, mutation rate = 0.2.</w:t>
+      </w:r>
+    </w:p>
+    <w:p>
+      <w:pPr>
+        <w:rPr>
+          <w:lang w:val="en-US"/>
+        </w:rPr>
+      </w:pPr>
+      <w:r>
+        <w:rPr>
+          <w:lang w:val="en-US"/>
+        </w:rPr>
+        <w:t>The algorithms were compared using two metrics:</w:t>
+      </w:r>
+    </w:p>
+    <w:p>
+      <w:pPr>
+        <w:numPr>
+          <w:ilvl w:val="0"/>
+          <w:numId w:val="5"/>
+        </w:numPr>
+        <w:rPr>
+          <w:lang w:val="en-US"/>
+        </w:rPr>
+      </w:pPr>
+      <w:r>
+        <w:rPr>
+          <w:b/>
+          <w:bCs/>
+          <w:lang w:val="en-US"/>
+        </w:rPr>
+        <w:t>Success Rate:</w:t>
+      </w:r>
+      <w:r>
+        <w:rPr>
+          <w:lang w:val="en-US"/>
+        </w:rPr>
+        <w:t xml:space="preserve"> the percentage of executions that found a valid Magic Square.</w:t>
+      </w:r>
+    </w:p>
+    <w:p>
+      <w:pPr>
+        <w:numPr>
+          <w:ilvl w:val="0"/>
+          <w:numId w:val="5"/>
+        </w:numPr>
+        <w:rPr>
+          <w:lang w:val="en-US"/>
+        </w:rPr>
+      </w:pPr>
+      <w:r>
+        <w:rPr>
+          <w:b/>
+          <w:bCs/>
+          <w:lang w:val="en-US"/>
+        </w:rPr>
+        <w:t>Execution Time:</w:t>
+      </w:r>
+      <w:r>
+        <w:rPr>
+          <w:lang w:val="en-US"/>
+        </w:rPr>
+        <w:t xml:space="preserve"> the median time in seconds, measured both across all executions and considering only successful ones.</w:t>
+      </w:r>
+    </w:p>
+    <w:p>
+      <w:pPr>
+        <w:rPr>
+          <w:lang w:val="en-US"/>
+        </w:rPr>
+      </w:pPr>
+      <w:r>
+        <w:rPr>
+          <w:lang w:val="en-US"/>
+        </w:rPr>
+        <w:t>In addition to the automated experiments, the algorithms can also be tested manually by running main.py. The user can select the algorithm, specify the size of the Magic Square, and optionally provide fixed cells. The program displays the resulting square, its validity, and the execution time.</w:t>
+      </w:r>
+    </w:p>
+    <w:p>
+      <w:pPr>
+        <w:rPr>
+          <w:lang w:val="en-US"/>
+        </w:rPr>
+      </w:pPr>
     </w:p>
     <w:p>
       <w:pPr>
@@ -729,6 +1757,304 @@
     </w:lvl>
   </w:abstractNum>
   <w:abstractNum w:abstractNumId="1" w15:restartNumberingAfterBreak="0">
+    <w:nsid w:val="2C305CC5"/>
+    <w:multiLevelType w:val="multilevel"/>
+    <w:tmpl w:val="74EA95E6"/>
+    <w:lvl w:ilvl="0">
+      <w:start w:val="1"/>
+      <w:numFmt w:val="bullet"/>
+      <w:lvlText w:val=""/>
+      <w:lvlJc w:val="left"/>
+      <w:pPr>
+        <w:tabs>
+          <w:tab w:val="num" w:pos="720"/>
+        </w:tabs>
+        <w:ind w:left="720" w:hanging="360"/>
+      </w:pPr>
+      <w:rPr>
+        <w:rFonts w:ascii="Symbol" w:hAnsi="Symbol" w:hint="default"/>
+        <w:sz w:val="20"/>
+      </w:rPr>
+    </w:lvl>
+    <w:lvl w:ilvl="1" w:tentative="1">
+      <w:start w:val="1"/>
+      <w:numFmt w:val="bullet"/>
+      <w:lvlText w:val="o"/>
+      <w:lvlJc w:val="left"/>
+      <w:pPr>
+        <w:tabs>
+          <w:tab w:val="num" w:pos="1440"/>
+        </w:tabs>
+        <w:ind w:left="1440" w:hanging="360"/>
+      </w:pPr>
+      <w:rPr>
+        <w:rFonts w:ascii="Courier New" w:hAnsi="Courier New" w:hint="default"/>
+        <w:sz w:val="20"/>
+      </w:rPr>
+    </w:lvl>
+    <w:lvl w:ilvl="2" w:tentative="1">
+      <w:start w:val="1"/>
+      <w:numFmt w:val="bullet"/>
+      <w:lvlText w:val=""/>
+      <w:lvlJc w:val="left"/>
+      <w:pPr>
+        <w:tabs>
+          <w:tab w:val="num" w:pos="2160"/>
+        </w:tabs>
+        <w:ind w:left="2160" w:hanging="360"/>
+      </w:pPr>
+      <w:rPr>
+        <w:rFonts w:ascii="Wingdings" w:hAnsi="Wingdings" w:hint="default"/>
+        <w:sz w:val="20"/>
+      </w:rPr>
+    </w:lvl>
+    <w:lvl w:ilvl="3" w:tentative="1">
+      <w:start w:val="1"/>
+      <w:numFmt w:val="bullet"/>
+      <w:lvlText w:val=""/>
+      <w:lvlJc w:val="left"/>
+      <w:pPr>
+        <w:tabs>
+          <w:tab w:val="num" w:pos="2880"/>
+        </w:tabs>
+        <w:ind w:left="2880" w:hanging="360"/>
+      </w:pPr>
+      <w:rPr>
+        <w:rFonts w:ascii="Wingdings" w:hAnsi="Wingdings" w:hint="default"/>
+        <w:sz w:val="20"/>
+      </w:rPr>
+    </w:lvl>
+    <w:lvl w:ilvl="4" w:tentative="1">
+      <w:start w:val="1"/>
+      <w:numFmt w:val="bullet"/>
+      <w:lvlText w:val=""/>
+      <w:lvlJc w:val="left"/>
+      <w:pPr>
+        <w:tabs>
+          <w:tab w:val="num" w:pos="3600"/>
+        </w:tabs>
+        <w:ind w:left="3600" w:hanging="360"/>
+      </w:pPr>
+      <w:rPr>
+        <w:rFonts w:ascii="Wingdings" w:hAnsi="Wingdings" w:hint="default"/>
+        <w:sz w:val="20"/>
+      </w:rPr>
+    </w:lvl>
+    <w:lvl w:ilvl="5" w:tentative="1">
+      <w:start w:val="1"/>
+      <w:numFmt w:val="bullet"/>
+      <w:lvlText w:val=""/>
+      <w:lvlJc w:val="left"/>
+      <w:pPr>
+        <w:tabs>
+          <w:tab w:val="num" w:pos="4320"/>
+        </w:tabs>
+        <w:ind w:left="4320" w:hanging="360"/>
+      </w:pPr>
+      <w:rPr>
+        <w:rFonts w:ascii="Wingdings" w:hAnsi="Wingdings" w:hint="default"/>
+        <w:sz w:val="20"/>
+      </w:rPr>
+    </w:lvl>
+    <w:lvl w:ilvl="6" w:tentative="1">
+      <w:start w:val="1"/>
+      <w:numFmt w:val="bullet"/>
+      <w:lvlText w:val=""/>
+      <w:lvlJc w:val="left"/>
+      <w:pPr>
+        <w:tabs>
+          <w:tab w:val="num" w:pos="5040"/>
+        </w:tabs>
+        <w:ind w:left="5040" w:hanging="360"/>
+      </w:pPr>
+      <w:rPr>
+        <w:rFonts w:ascii="Wingdings" w:hAnsi="Wingdings" w:hint="default"/>
+        <w:sz w:val="20"/>
+      </w:rPr>
+    </w:lvl>
+    <w:lvl w:ilvl="7" w:tentative="1">
+      <w:start w:val="1"/>
+      <w:numFmt w:val="bullet"/>
+      <w:lvlText w:val=""/>
+      <w:lvlJc w:val="left"/>
+      <w:pPr>
+        <w:tabs>
+          <w:tab w:val="num" w:pos="5760"/>
+        </w:tabs>
+        <w:ind w:left="5760" w:hanging="360"/>
+      </w:pPr>
+      <w:rPr>
+        <w:rFonts w:ascii="Wingdings" w:hAnsi="Wingdings" w:hint="default"/>
+        <w:sz w:val="20"/>
+      </w:rPr>
+    </w:lvl>
+    <w:lvl w:ilvl="8" w:tentative="1">
+      <w:start w:val="1"/>
+      <w:numFmt w:val="bullet"/>
+      <w:lvlText w:val=""/>
+      <w:lvlJc w:val="left"/>
+      <w:pPr>
+        <w:tabs>
+          <w:tab w:val="num" w:pos="6480"/>
+        </w:tabs>
+        <w:ind w:left="6480" w:hanging="360"/>
+      </w:pPr>
+      <w:rPr>
+        <w:rFonts w:ascii="Wingdings" w:hAnsi="Wingdings" w:hint="default"/>
+        <w:sz w:val="20"/>
+      </w:rPr>
+    </w:lvl>
+  </w:abstractNum>
+  <w:abstractNum w:abstractNumId="2" w15:restartNumberingAfterBreak="0">
+    <w:nsid w:val="4FD851ED"/>
+    <w:multiLevelType w:val="multilevel"/>
+    <w:tmpl w:val="79181E48"/>
+    <w:lvl w:ilvl="0">
+      <w:start w:val="1"/>
+      <w:numFmt w:val="bullet"/>
+      <w:lvlText w:val=""/>
+      <w:lvlJc w:val="left"/>
+      <w:pPr>
+        <w:tabs>
+          <w:tab w:val="num" w:pos="720"/>
+        </w:tabs>
+        <w:ind w:left="720" w:hanging="360"/>
+      </w:pPr>
+      <w:rPr>
+        <w:rFonts w:ascii="Symbol" w:hAnsi="Symbol" w:hint="default"/>
+        <w:sz w:val="20"/>
+      </w:rPr>
+    </w:lvl>
+    <w:lvl w:ilvl="1" w:tentative="1">
+      <w:start w:val="1"/>
+      <w:numFmt w:val="bullet"/>
+      <w:lvlText w:val="o"/>
+      <w:lvlJc w:val="left"/>
+      <w:pPr>
+        <w:tabs>
+          <w:tab w:val="num" w:pos="1440"/>
+        </w:tabs>
+        <w:ind w:left="1440" w:hanging="360"/>
+      </w:pPr>
+      <w:rPr>
+        <w:rFonts w:ascii="Courier New" w:hAnsi="Courier New" w:hint="default"/>
+        <w:sz w:val="20"/>
+      </w:rPr>
+    </w:lvl>
+    <w:lvl w:ilvl="2" w:tentative="1">
+      <w:start w:val="1"/>
+      <w:numFmt w:val="bullet"/>
+      <w:lvlText w:val=""/>
+      <w:lvlJc w:val="left"/>
+      <w:pPr>
+        <w:tabs>
+          <w:tab w:val="num" w:pos="2160"/>
+        </w:tabs>
+        <w:ind w:left="2160" w:hanging="360"/>
+      </w:pPr>
+      <w:rPr>
+        <w:rFonts w:ascii="Wingdings" w:hAnsi="Wingdings" w:hint="default"/>
+        <w:sz w:val="20"/>
+      </w:rPr>
+    </w:lvl>
+    <w:lvl w:ilvl="3" w:tentative="1">
+      <w:start w:val="1"/>
+      <w:numFmt w:val="bullet"/>
+      <w:lvlText w:val=""/>
+      <w:lvlJc w:val="left"/>
+      <w:pPr>
+        <w:tabs>
+          <w:tab w:val="num" w:pos="2880"/>
+        </w:tabs>
+        <w:ind w:left="2880" w:hanging="360"/>
+      </w:pPr>
+      <w:rPr>
+        <w:rFonts w:ascii="Wingdings" w:hAnsi="Wingdings" w:hint="default"/>
+        <w:sz w:val="20"/>
+      </w:rPr>
+    </w:lvl>
+    <w:lvl w:ilvl="4" w:tentative="1">
+      <w:start w:val="1"/>
+      <w:numFmt w:val="bullet"/>
+      <w:lvlText w:val=""/>
+      <w:lvlJc w:val="left"/>
+      <w:pPr>
+        <w:tabs>
+          <w:tab w:val="num" w:pos="3600"/>
+        </w:tabs>
+        <w:ind w:left="3600" w:hanging="360"/>
+      </w:pPr>
+      <w:rPr>
+        <w:rFonts w:ascii="Wingdings" w:hAnsi="Wingdings" w:hint="default"/>
+        <w:sz w:val="20"/>
+      </w:rPr>
+    </w:lvl>
+    <w:lvl w:ilvl="5" w:tentative="1">
+      <w:start w:val="1"/>
+      <w:numFmt w:val="bullet"/>
+      <w:lvlText w:val=""/>
+      <w:lvlJc w:val="left"/>
+      <w:pPr>
+        <w:tabs>
+          <w:tab w:val="num" w:pos="4320"/>
+        </w:tabs>
+        <w:ind w:left="4320" w:hanging="360"/>
+      </w:pPr>
+      <w:rPr>
+        <w:rFonts w:ascii="Wingdings" w:hAnsi="Wingdings" w:hint="default"/>
+        <w:sz w:val="20"/>
+      </w:rPr>
+    </w:lvl>
+    <w:lvl w:ilvl="6" w:tentative="1">
+      <w:start w:val="1"/>
+      <w:numFmt w:val="bullet"/>
+      <w:lvlText w:val=""/>
+      <w:lvlJc w:val="left"/>
+      <w:pPr>
+        <w:tabs>
+          <w:tab w:val="num" w:pos="5040"/>
+        </w:tabs>
+        <w:ind w:left="5040" w:hanging="360"/>
+      </w:pPr>
+      <w:rPr>
+        <w:rFonts w:ascii="Wingdings" w:hAnsi="Wingdings" w:hint="default"/>
+        <w:sz w:val="20"/>
+      </w:rPr>
+    </w:lvl>
+    <w:lvl w:ilvl="7" w:tentative="1">
+      <w:start w:val="1"/>
+      <w:numFmt w:val="bullet"/>
+      <w:lvlText w:val=""/>
+      <w:lvlJc w:val="left"/>
+      <w:pPr>
+        <w:tabs>
+          <w:tab w:val="num" w:pos="5760"/>
+        </w:tabs>
+        <w:ind w:left="5760" w:hanging="360"/>
+      </w:pPr>
+      <w:rPr>
+        <w:rFonts w:ascii="Wingdings" w:hAnsi="Wingdings" w:hint="default"/>
+        <w:sz w:val="20"/>
+      </w:rPr>
+    </w:lvl>
+    <w:lvl w:ilvl="8" w:tentative="1">
+      <w:start w:val="1"/>
+      <w:numFmt w:val="bullet"/>
+      <w:lvlText w:val=""/>
+      <w:lvlJc w:val="left"/>
+      <w:pPr>
+        <w:tabs>
+          <w:tab w:val="num" w:pos="6480"/>
+        </w:tabs>
+        <w:ind w:left="6480" w:hanging="360"/>
+      </w:pPr>
+      <w:rPr>
+        <w:rFonts w:ascii="Wingdings" w:hAnsi="Wingdings" w:hint="default"/>
+        <w:sz w:val="20"/>
+      </w:rPr>
+    </w:lvl>
+  </w:abstractNum>
+  <w:abstractNum w:abstractNumId="3" w15:restartNumberingAfterBreak="0">
     <w:nsid w:val="54894AE5"/>
     <w:multiLevelType w:val="hybridMultilevel"/>
     <w:tmpl w:val="00B43048"/>
@@ -742,6 +2068,119 @@
       </w:pPr>
       <w:rPr>
         <w:rFonts w:ascii="Symbol" w:hAnsi="Symbol" w:hint="default"/>
+      </w:rPr>
+    </w:lvl>
+    <w:lvl w:ilvl="1" w:tplc="04100003" w:tentative="1">
+      <w:start w:val="1"/>
+      <w:numFmt w:val="bullet"/>
+      <w:lvlText w:val="o"/>
+      <w:lvlJc w:val="left"/>
+      <w:pPr>
+        <w:ind w:left="1440" w:hanging="360"/>
+      </w:pPr>
+      <w:rPr>
+        <w:rFonts w:ascii="Courier New" w:hAnsi="Courier New" w:cs="Courier New" w:hint="default"/>
+      </w:rPr>
+    </w:lvl>
+    <w:lvl w:ilvl="2" w:tplc="04100005" w:tentative="1">
+      <w:start w:val="1"/>
+      <w:numFmt w:val="bullet"/>
+      <w:lvlText w:val=""/>
+      <w:lvlJc w:val="left"/>
+      <w:pPr>
+        <w:ind w:left="2160" w:hanging="360"/>
+      </w:pPr>
+      <w:rPr>
+        <w:rFonts w:ascii="Wingdings" w:hAnsi="Wingdings" w:hint="default"/>
+      </w:rPr>
+    </w:lvl>
+    <w:lvl w:ilvl="3" w:tplc="04100001" w:tentative="1">
+      <w:start w:val="1"/>
+      <w:numFmt w:val="bullet"/>
+      <w:lvlText w:val=""/>
+      <w:lvlJc w:val="left"/>
+      <w:pPr>
+        <w:ind w:left="2880" w:hanging="360"/>
+      </w:pPr>
+      <w:rPr>
+        <w:rFonts w:ascii="Symbol" w:hAnsi="Symbol" w:hint="default"/>
+      </w:rPr>
+    </w:lvl>
+    <w:lvl w:ilvl="4" w:tplc="04100003" w:tentative="1">
+      <w:start w:val="1"/>
+      <w:numFmt w:val="bullet"/>
+      <w:lvlText w:val="o"/>
+      <w:lvlJc w:val="left"/>
+      <w:pPr>
+        <w:ind w:left="3600" w:hanging="360"/>
+      </w:pPr>
+      <w:rPr>
+        <w:rFonts w:ascii="Courier New" w:hAnsi="Courier New" w:cs="Courier New" w:hint="default"/>
+      </w:rPr>
+    </w:lvl>
+    <w:lvl w:ilvl="5" w:tplc="04100005" w:tentative="1">
+      <w:start w:val="1"/>
+      <w:numFmt w:val="bullet"/>
+      <w:lvlText w:val=""/>
+      <w:lvlJc w:val="left"/>
+      <w:pPr>
+        <w:ind w:left="4320" w:hanging="360"/>
+      </w:pPr>
+      <w:rPr>
+        <w:rFonts w:ascii="Wingdings" w:hAnsi="Wingdings" w:hint="default"/>
+      </w:rPr>
+    </w:lvl>
+    <w:lvl w:ilvl="6" w:tplc="04100001" w:tentative="1">
+      <w:start w:val="1"/>
+      <w:numFmt w:val="bullet"/>
+      <w:lvlText w:val=""/>
+      <w:lvlJc w:val="left"/>
+      <w:pPr>
+        <w:ind w:left="5040" w:hanging="360"/>
+      </w:pPr>
+      <w:rPr>
+        <w:rFonts w:ascii="Symbol" w:hAnsi="Symbol" w:hint="default"/>
+      </w:rPr>
+    </w:lvl>
+    <w:lvl w:ilvl="7" w:tplc="04100003" w:tentative="1">
+      <w:start w:val="1"/>
+      <w:numFmt w:val="bullet"/>
+      <w:lvlText w:val="o"/>
+      <w:lvlJc w:val="left"/>
+      <w:pPr>
+        <w:ind w:left="5760" w:hanging="360"/>
+      </w:pPr>
+      <w:rPr>
+        <w:rFonts w:ascii="Courier New" w:hAnsi="Courier New" w:cs="Courier New" w:hint="default"/>
+      </w:rPr>
+    </w:lvl>
+    <w:lvl w:ilvl="8" w:tplc="04100005" w:tentative="1">
+      <w:start w:val="1"/>
+      <w:numFmt w:val="bullet"/>
+      <w:lvlText w:val=""/>
+      <w:lvlJc w:val="left"/>
+      <w:pPr>
+        <w:ind w:left="6480" w:hanging="360"/>
+      </w:pPr>
+      <w:rPr>
+        <w:rFonts w:ascii="Wingdings" w:hAnsi="Wingdings" w:hint="default"/>
+      </w:rPr>
+    </w:lvl>
+  </w:abstractNum>
+  <w:abstractNum w:abstractNumId="4" w15:restartNumberingAfterBreak="0">
+    <w:nsid w:val="572F5E22"/>
+    <w:multiLevelType w:val="hybridMultilevel"/>
+    <w:tmpl w:val="B742EE34"/>
+    <w:lvl w:ilvl="0" w:tplc="0A06EE32">
+      <w:start w:val="2"/>
+      <w:numFmt w:val="bullet"/>
+      <w:lvlText w:val="-"/>
+      <w:lvlJc w:val="left"/>
+      <w:pPr>
+        <w:ind w:left="720" w:hanging="360"/>
+      </w:pPr>
+      <w:rPr>
+        <w:rFonts w:ascii="Aptos" w:eastAsiaTheme="minorHAnsi" w:hAnsi="Aptos" w:cstheme="minorBidi" w:hint="default"/>
       </w:rPr>
     </w:lvl>
     <w:lvl w:ilvl="1" w:tplc="04100003" w:tentative="1">
@@ -845,7 +2284,16 @@
     <w:abstractNumId w:val="0"/>
   </w:num>
   <w:num w:numId="2" w16cid:durableId="594309">
+    <w:abstractNumId w:val="3"/>
+  </w:num>
+  <w:num w:numId="3" w16cid:durableId="1323048324">
+    <w:abstractNumId w:val="4"/>
+  </w:num>
+  <w:num w:numId="4" w16cid:durableId="2116556442">
     <w:abstractNumId w:val="1"/>
+  </w:num>
+  <w:num w:numId="5" w16cid:durableId="103228511">
+    <w:abstractNumId w:val="2"/>
   </w:num>
 </w:numbering>
 </file>
@@ -1455,7 +2903,6 @@
   <w:style w:type="character" w:default="1" w:styleId="Carpredefinitoparagrafo">
     <w:name w:val="Default Paragraph Font"/>
     <w:uiPriority w:val="1"/>
-    <w:semiHidden/>
     <w:unhideWhenUsed/>
   </w:style>
   <w:style w:type="table" w:default="1" w:styleId="Tabellanormale">
@@ -1777,6 +3224,18 @@
       <w:color w:val="666666"/>
     </w:rPr>
   </w:style>
+  <w:style w:type="paragraph" w:styleId="NormaleWeb">
+    <w:name w:val="Normal (Web)"/>
+    <w:basedOn w:val="Normale"/>
+    <w:uiPriority w:val="99"/>
+    <w:semiHidden/>
+    <w:unhideWhenUsed/>
+    <w:rsid w:val="004E0FFA"/>
+    <w:rPr>
+      <w:rFonts w:ascii="Times New Roman" w:hAnsi="Times New Roman" w:cs="Times New Roman"/>
+      <w:sz w:val="24"/>
+    </w:rPr>
+  </w:style>
 </w:styles>
 </file>
 

--- a/report_HociaArsid.docx
+++ b/report_HociaArsid.docx
@@ -970,13 +970,7 @@
         <w:rPr>
           <w:lang w:val="en-US"/>
         </w:rPr>
-        <w:t>E</w:t>
-      </w:r>
-      <w:r>
-        <w:rPr>
-          <w:lang w:val="en-US"/>
-        </w:rPr>
-        <w:t xml:space="preserve"> </w:t>
+        <w:t xml:space="preserve">E </w:t>
       </w:r>
       <w:r>
         <w:rPr>
@@ -1608,6 +1602,1561 @@
         </w:rPr>
         <w:t>In addition to the automated experiments, the algorithms can also be tested manually by running main.py. The user can select the algorithm, specify the size of the Magic Square, and optionally provide fixed cells. The program displays the resulting square, its validity, and the execution time.</w:t>
       </w:r>
+    </w:p>
+    <w:p>
+      <w:r>
+        <w:lastRenderedPageBreak/>
+        <w:t xml:space="preserve">All </w:t>
+      </w:r>
+      <w:proofErr w:type="spellStart"/>
+      <w:r>
+        <w:t>experiments</w:t>
+      </w:r>
+      <w:proofErr w:type="spellEnd"/>
+      <w:r>
+        <w:t xml:space="preserve"> </w:t>
+      </w:r>
+      <w:proofErr w:type="spellStart"/>
+      <w:r>
+        <w:t>were</w:t>
+      </w:r>
+      <w:proofErr w:type="spellEnd"/>
+      <w:r>
+        <w:t xml:space="preserve"> </w:t>
+      </w:r>
+      <w:proofErr w:type="spellStart"/>
+      <w:r>
+        <w:t>executed</w:t>
+      </w:r>
+      <w:proofErr w:type="spellEnd"/>
+      <w:r>
+        <w:t xml:space="preserve"> on the </w:t>
+      </w:r>
+      <w:proofErr w:type="spellStart"/>
+      <w:r>
+        <w:t>same</w:t>
+      </w:r>
+      <w:proofErr w:type="spellEnd"/>
+      <w:r>
+        <w:t xml:space="preserve"> computer to </w:t>
+      </w:r>
+      <w:proofErr w:type="spellStart"/>
+      <w:r>
+        <w:t>ensure</w:t>
+      </w:r>
+      <w:proofErr w:type="spellEnd"/>
+      <w:r>
+        <w:t xml:space="preserve"> a </w:t>
+      </w:r>
+      <w:proofErr w:type="spellStart"/>
+      <w:r>
+        <w:t>consistent</w:t>
+      </w:r>
+      <w:proofErr w:type="spellEnd"/>
+      <w:r>
+        <w:t xml:space="preserve"> </w:t>
+      </w:r>
+      <w:proofErr w:type="spellStart"/>
+      <w:r>
+        <w:t>comparison</w:t>
+      </w:r>
+      <w:proofErr w:type="spellEnd"/>
+      <w:r>
+        <w:t xml:space="preserve"> of </w:t>
+      </w:r>
+      <w:proofErr w:type="spellStart"/>
+      <w:r>
+        <w:t>execution</w:t>
+      </w:r>
+      <w:proofErr w:type="spellEnd"/>
+      <w:r>
+        <w:t xml:space="preserve"> times.</w:t>
+      </w:r>
+    </w:p>
+    <w:p>
+      <w:pPr>
+        <w:pStyle w:val="Titolo1"/>
+        <w:numPr>
+          <w:ilvl w:val="0"/>
+          <w:numId w:val="1"/>
+        </w:numPr>
+        <w:rPr>
+          <w:lang w:val="en-US"/>
+        </w:rPr>
+      </w:pPr>
+      <w:r>
+        <w:rPr>
+          <w:lang w:val="en-US"/>
+        </w:rPr>
+        <w:t>Experimental results</w:t>
+      </w:r>
+    </w:p>
+    <w:p>
+      <w:r>
+        <w:rPr>
+          <w:lang w:val="en-US"/>
+        </w:rPr>
+        <w:t xml:space="preserve">The following table presents the results obtained </w:t>
+      </w:r>
+      <w:r>
+        <w:t xml:space="preserve">from the </w:t>
+      </w:r>
+      <w:proofErr w:type="spellStart"/>
+      <w:r>
+        <w:t>experiments</w:t>
+      </w:r>
+      <w:proofErr w:type="spellEnd"/>
+      <w:r>
+        <w:t xml:space="preserve"> </w:t>
+      </w:r>
+      <w:proofErr w:type="spellStart"/>
+      <w:r>
+        <w:t>described</w:t>
+      </w:r>
+      <w:proofErr w:type="spellEnd"/>
+      <w:r>
+        <w:t xml:space="preserve"> in </w:t>
+      </w:r>
+      <w:proofErr w:type="spellStart"/>
+      <w:r>
+        <w:t>Chapter</w:t>
+      </w:r>
+      <w:proofErr w:type="spellEnd"/>
+      <w:r>
+        <w:t xml:space="preserve"> 3.</w:t>
+      </w:r>
+    </w:p>
+    <w:tbl>
+      <w:tblPr>
+        <w:tblStyle w:val="Grigliatabella"/>
+        <w:tblW w:w="0" w:type="auto"/>
+        <w:tblLook w:val="04A0" w:firstRow="1" w:lastRow="0" w:firstColumn="1" w:lastColumn="0" w:noHBand="0" w:noVBand="1"/>
+      </w:tblPr>
+      <w:tblGrid>
+        <w:gridCol w:w="2407"/>
+        <w:gridCol w:w="2407"/>
+        <w:gridCol w:w="2407"/>
+        <w:gridCol w:w="2407"/>
+      </w:tblGrid>
+      <w:tr>
+        <w:tc>
+          <w:tcPr>
+            <w:tcW w:w="2407" w:type="dxa"/>
+            <w:vAlign w:val="center"/>
+          </w:tcPr>
+          <w:p>
+            <w:pPr>
+              <w:rPr>
+                <w:lang w:val="en-US"/>
+              </w:rPr>
+            </w:pPr>
+            <w:r>
+              <w:rPr>
+                <w:b/>
+                <w:bCs/>
+              </w:rPr>
+              <w:t>Test Case</w:t>
+            </w:r>
+          </w:p>
+        </w:tc>
+        <w:tc>
+          <w:tcPr>
+            <w:tcW w:w="2407" w:type="dxa"/>
+            <w:vAlign w:val="center"/>
+          </w:tcPr>
+          <w:p>
+            <w:pPr>
+              <w:rPr>
+                <w:lang w:val="en-US"/>
+              </w:rPr>
+            </w:pPr>
+            <w:proofErr w:type="spellStart"/>
+            <w:r>
+              <w:rPr>
+                <w:b/>
+                <w:bCs/>
+              </w:rPr>
+              <w:t>Algorithm</w:t>
+            </w:r>
+            <w:proofErr w:type="spellEnd"/>
+          </w:p>
+        </w:tc>
+        <w:tc>
+          <w:tcPr>
+            <w:tcW w:w="2407" w:type="dxa"/>
+            <w:vAlign w:val="center"/>
+          </w:tcPr>
+          <w:p>
+            <w:pPr>
+              <w:rPr>
+                <w:lang w:val="en-US"/>
+              </w:rPr>
+            </w:pPr>
+            <w:r>
+              <w:rPr>
+                <w:b/>
+                <w:bCs/>
+              </w:rPr>
+              <w:t>Success Rate</w:t>
+            </w:r>
+          </w:p>
+        </w:tc>
+        <w:tc>
+          <w:tcPr>
+            <w:tcW w:w="2407" w:type="dxa"/>
+            <w:vAlign w:val="center"/>
+          </w:tcPr>
+          <w:p>
+            <w:pPr>
+              <w:rPr>
+                <w:lang w:val="en-US"/>
+              </w:rPr>
+            </w:pPr>
+            <w:r>
+              <w:rPr>
+                <w:b/>
+                <w:bCs/>
+              </w:rPr>
+              <w:t xml:space="preserve">Median Time (All / </w:t>
+            </w:r>
+            <w:proofErr w:type="spellStart"/>
+            <w:r>
+              <w:rPr>
+                <w:b/>
+                <w:bCs/>
+              </w:rPr>
+              <w:t>Successful</w:t>
+            </w:r>
+            <w:proofErr w:type="spellEnd"/>
+            <w:r>
+              <w:rPr>
+                <w:b/>
+                <w:bCs/>
+              </w:rPr>
+              <w:t>) [s]</w:t>
+            </w:r>
+          </w:p>
+        </w:tc>
+      </w:tr>
+      <w:tr>
+        <w:tc>
+          <w:tcPr>
+            <w:tcW w:w="2407" w:type="dxa"/>
+            <w:vAlign w:val="center"/>
+          </w:tcPr>
+          <w:p>
+            <w:pPr>
+              <w:rPr>
+                <w:lang w:val="en-US"/>
+              </w:rPr>
+            </w:pPr>
+            <w:r>
+              <w:t>3×3</w:t>
+            </w:r>
+          </w:p>
+        </w:tc>
+        <w:tc>
+          <w:tcPr>
+            <w:tcW w:w="2407" w:type="dxa"/>
+            <w:vAlign w:val="center"/>
+          </w:tcPr>
+          <w:p>
+            <w:pPr>
+              <w:rPr>
+                <w:lang w:val="en-US"/>
+              </w:rPr>
+            </w:pPr>
+            <w:r>
+              <w:t>Backtracking</w:t>
+            </w:r>
+          </w:p>
+        </w:tc>
+        <w:tc>
+          <w:tcPr>
+            <w:tcW w:w="2407" w:type="dxa"/>
+            <w:vAlign w:val="center"/>
+          </w:tcPr>
+          <w:p>
+            <w:pPr>
+              <w:rPr>
+                <w:lang w:val="en-US"/>
+              </w:rPr>
+            </w:pPr>
+            <w:r>
+              <w:t>100% (20/20)</w:t>
+            </w:r>
+          </w:p>
+        </w:tc>
+        <w:tc>
+          <w:tcPr>
+            <w:tcW w:w="2407" w:type="dxa"/>
+            <w:vAlign w:val="center"/>
+          </w:tcPr>
+          <w:p>
+            <w:pPr>
+              <w:rPr>
+                <w:lang w:val="en-US"/>
+              </w:rPr>
+            </w:pPr>
+            <w:r>
+              <w:t>0.00086 / 0.00086</w:t>
+            </w:r>
+          </w:p>
+        </w:tc>
+      </w:tr>
+      <w:tr>
+        <w:tc>
+          <w:tcPr>
+            <w:tcW w:w="2407" w:type="dxa"/>
+            <w:vAlign w:val="center"/>
+          </w:tcPr>
+          <w:p>
+            <w:pPr>
+              <w:rPr>
+                <w:lang w:val="en-US"/>
+              </w:rPr>
+            </w:pPr>
+            <w:r>
+              <w:t>3×3</w:t>
+            </w:r>
+          </w:p>
+        </w:tc>
+        <w:tc>
+          <w:tcPr>
+            <w:tcW w:w="2407" w:type="dxa"/>
+            <w:vAlign w:val="center"/>
+          </w:tcPr>
+          <w:p>
+            <w:pPr>
+              <w:rPr>
+                <w:lang w:val="en-US"/>
+              </w:rPr>
+            </w:pPr>
+            <w:r>
+              <w:t>SA</w:t>
+            </w:r>
+          </w:p>
+        </w:tc>
+        <w:tc>
+          <w:tcPr>
+            <w:tcW w:w="2407" w:type="dxa"/>
+            <w:vAlign w:val="center"/>
+          </w:tcPr>
+          <w:p>
+            <w:pPr>
+              <w:rPr>
+                <w:lang w:val="en-US"/>
+              </w:rPr>
+            </w:pPr>
+            <w:r>
+              <w:t>100% (20/20)</w:t>
+            </w:r>
+          </w:p>
+        </w:tc>
+        <w:tc>
+          <w:tcPr>
+            <w:tcW w:w="2407" w:type="dxa"/>
+            <w:vAlign w:val="center"/>
+          </w:tcPr>
+          <w:p>
+            <w:pPr>
+              <w:rPr>
+                <w:lang w:val="en-US"/>
+              </w:rPr>
+            </w:pPr>
+            <w:r>
+              <w:t>0.00914 / 0.00914</w:t>
+            </w:r>
+          </w:p>
+        </w:tc>
+      </w:tr>
+      <w:tr>
+        <w:tc>
+          <w:tcPr>
+            <w:tcW w:w="2407" w:type="dxa"/>
+            <w:vAlign w:val="center"/>
+          </w:tcPr>
+          <w:p>
+            <w:pPr>
+              <w:rPr>
+                <w:lang w:val="en-US"/>
+              </w:rPr>
+            </w:pPr>
+            <w:r>
+              <w:t>3×3</w:t>
+            </w:r>
+          </w:p>
+        </w:tc>
+        <w:tc>
+          <w:tcPr>
+            <w:tcW w:w="2407" w:type="dxa"/>
+            <w:vAlign w:val="center"/>
+          </w:tcPr>
+          <w:p>
+            <w:pPr>
+              <w:rPr>
+                <w:lang w:val="en-US"/>
+              </w:rPr>
+            </w:pPr>
+            <w:r>
+              <w:t>GA</w:t>
+            </w:r>
+          </w:p>
+        </w:tc>
+        <w:tc>
+          <w:tcPr>
+            <w:tcW w:w="2407" w:type="dxa"/>
+            <w:vAlign w:val="center"/>
+          </w:tcPr>
+          <w:p>
+            <w:pPr>
+              <w:rPr>
+                <w:lang w:val="en-US"/>
+              </w:rPr>
+            </w:pPr>
+            <w:r>
+              <w:t>90% (18/20)</w:t>
+            </w:r>
+          </w:p>
+        </w:tc>
+        <w:tc>
+          <w:tcPr>
+            <w:tcW w:w="2407" w:type="dxa"/>
+            <w:vAlign w:val="center"/>
+          </w:tcPr>
+          <w:p>
+            <w:pPr>
+              <w:rPr>
+                <w:lang w:val="en-US"/>
+              </w:rPr>
+            </w:pPr>
+            <w:r>
+              <w:t>0.01842 / 0.01685</w:t>
+            </w:r>
+          </w:p>
+        </w:tc>
+      </w:tr>
+      <w:tr>
+        <w:tc>
+          <w:tcPr>
+            <w:tcW w:w="2407" w:type="dxa"/>
+            <w:vAlign w:val="center"/>
+          </w:tcPr>
+          <w:p>
+            <w:pPr>
+              <w:rPr>
+                <w:lang w:val="en-US"/>
+              </w:rPr>
+            </w:pPr>
+            <w:r>
+              <w:t xml:space="preserve">3×3 </w:t>
+            </w:r>
+            <w:proofErr w:type="spellStart"/>
+            <w:r>
+              <w:t>Fixed</w:t>
+            </w:r>
+            <w:proofErr w:type="spellEnd"/>
+          </w:p>
+        </w:tc>
+        <w:tc>
+          <w:tcPr>
+            <w:tcW w:w="2407" w:type="dxa"/>
+            <w:vAlign w:val="center"/>
+          </w:tcPr>
+          <w:p>
+            <w:pPr>
+              <w:rPr>
+                <w:lang w:val="en-US"/>
+              </w:rPr>
+            </w:pPr>
+            <w:r>
+              <w:t>Backtracking</w:t>
+            </w:r>
+          </w:p>
+        </w:tc>
+        <w:tc>
+          <w:tcPr>
+            <w:tcW w:w="2407" w:type="dxa"/>
+            <w:vAlign w:val="center"/>
+          </w:tcPr>
+          <w:p>
+            <w:pPr>
+              <w:rPr>
+                <w:lang w:val="en-US"/>
+              </w:rPr>
+            </w:pPr>
+            <w:r>
+              <w:t>100% (20/20)</w:t>
+            </w:r>
+          </w:p>
+        </w:tc>
+        <w:tc>
+          <w:tcPr>
+            <w:tcW w:w="2407" w:type="dxa"/>
+            <w:vAlign w:val="center"/>
+          </w:tcPr>
+          <w:p>
+            <w:pPr>
+              <w:rPr>
+                <w:lang w:val="en-US"/>
+              </w:rPr>
+            </w:pPr>
+            <w:r>
+              <w:t>0.00024 / 0.00024</w:t>
+            </w:r>
+          </w:p>
+        </w:tc>
+      </w:tr>
+      <w:tr>
+        <w:tc>
+          <w:tcPr>
+            <w:tcW w:w="2407" w:type="dxa"/>
+            <w:vAlign w:val="center"/>
+          </w:tcPr>
+          <w:p>
+            <w:pPr>
+              <w:rPr>
+                <w:lang w:val="en-US"/>
+              </w:rPr>
+            </w:pPr>
+            <w:r>
+              <w:t xml:space="preserve">3×3 </w:t>
+            </w:r>
+            <w:proofErr w:type="spellStart"/>
+            <w:r>
+              <w:t>Fixed</w:t>
+            </w:r>
+            <w:proofErr w:type="spellEnd"/>
+          </w:p>
+        </w:tc>
+        <w:tc>
+          <w:tcPr>
+            <w:tcW w:w="2407" w:type="dxa"/>
+            <w:vAlign w:val="center"/>
+          </w:tcPr>
+          <w:p>
+            <w:pPr>
+              <w:rPr>
+                <w:lang w:val="en-US"/>
+              </w:rPr>
+            </w:pPr>
+            <w:r>
+              <w:t>SA</w:t>
+            </w:r>
+          </w:p>
+        </w:tc>
+        <w:tc>
+          <w:tcPr>
+            <w:tcW w:w="2407" w:type="dxa"/>
+            <w:vAlign w:val="center"/>
+          </w:tcPr>
+          <w:p>
+            <w:pPr>
+              <w:rPr>
+                <w:lang w:val="en-US"/>
+              </w:rPr>
+            </w:pPr>
+            <w:r>
+              <w:t>100% (20/20)</w:t>
+            </w:r>
+          </w:p>
+        </w:tc>
+        <w:tc>
+          <w:tcPr>
+            <w:tcW w:w="2407" w:type="dxa"/>
+            <w:vAlign w:val="center"/>
+          </w:tcPr>
+          <w:p>
+            <w:pPr>
+              <w:rPr>
+                <w:lang w:val="en-US"/>
+              </w:rPr>
+            </w:pPr>
+            <w:r>
+              <w:t>0.00047 / 0.00047</w:t>
+            </w:r>
+          </w:p>
+        </w:tc>
+      </w:tr>
+      <w:tr>
+        <w:tc>
+          <w:tcPr>
+            <w:tcW w:w="2407" w:type="dxa"/>
+            <w:vAlign w:val="center"/>
+          </w:tcPr>
+          <w:p>
+            <w:pPr>
+              <w:rPr>
+                <w:lang w:val="en-US"/>
+              </w:rPr>
+            </w:pPr>
+            <w:r>
+              <w:t xml:space="preserve">3×3 </w:t>
+            </w:r>
+            <w:proofErr w:type="spellStart"/>
+            <w:r>
+              <w:t>Fixed</w:t>
+            </w:r>
+            <w:proofErr w:type="spellEnd"/>
+          </w:p>
+        </w:tc>
+        <w:tc>
+          <w:tcPr>
+            <w:tcW w:w="2407" w:type="dxa"/>
+            <w:vAlign w:val="center"/>
+          </w:tcPr>
+          <w:p>
+            <w:pPr>
+              <w:rPr>
+                <w:lang w:val="en-US"/>
+              </w:rPr>
+            </w:pPr>
+            <w:r>
+              <w:t>GA</w:t>
+            </w:r>
+          </w:p>
+        </w:tc>
+        <w:tc>
+          <w:tcPr>
+            <w:tcW w:w="2407" w:type="dxa"/>
+            <w:vAlign w:val="center"/>
+          </w:tcPr>
+          <w:p>
+            <w:pPr>
+              <w:rPr>
+                <w:lang w:val="en-US"/>
+              </w:rPr>
+            </w:pPr>
+            <w:r>
+              <w:t>100% (20/20)</w:t>
+            </w:r>
+          </w:p>
+        </w:tc>
+        <w:tc>
+          <w:tcPr>
+            <w:tcW w:w="2407" w:type="dxa"/>
+            <w:vAlign w:val="center"/>
+          </w:tcPr>
+          <w:p>
+            <w:pPr>
+              <w:rPr>
+                <w:lang w:val="en-US"/>
+              </w:rPr>
+            </w:pPr>
+            <w:r>
+              <w:t>0.00183 / 0.00183</w:t>
+            </w:r>
+          </w:p>
+        </w:tc>
+      </w:tr>
+      <w:tr>
+        <w:tc>
+          <w:tcPr>
+            <w:tcW w:w="2407" w:type="dxa"/>
+            <w:vAlign w:val="center"/>
+          </w:tcPr>
+          <w:p>
+            <w:pPr>
+              <w:rPr>
+                <w:lang w:val="en-US"/>
+              </w:rPr>
+            </w:pPr>
+            <w:r>
+              <w:t>4×4</w:t>
+            </w:r>
+          </w:p>
+        </w:tc>
+        <w:tc>
+          <w:tcPr>
+            <w:tcW w:w="2407" w:type="dxa"/>
+            <w:vAlign w:val="center"/>
+          </w:tcPr>
+          <w:p>
+            <w:pPr>
+              <w:rPr>
+                <w:lang w:val="en-US"/>
+              </w:rPr>
+            </w:pPr>
+            <w:r>
+              <w:t>Backtracking</w:t>
+            </w:r>
+          </w:p>
+        </w:tc>
+        <w:tc>
+          <w:tcPr>
+            <w:tcW w:w="2407" w:type="dxa"/>
+            <w:vAlign w:val="center"/>
+          </w:tcPr>
+          <w:p>
+            <w:pPr>
+              <w:rPr>
+                <w:lang w:val="en-US"/>
+              </w:rPr>
+            </w:pPr>
+            <w:r>
+              <w:t>100% (20/20)</w:t>
+            </w:r>
+          </w:p>
+        </w:tc>
+        <w:tc>
+          <w:tcPr>
+            <w:tcW w:w="2407" w:type="dxa"/>
+            <w:vAlign w:val="center"/>
+          </w:tcPr>
+          <w:p>
+            <w:pPr>
+              <w:rPr>
+                <w:lang w:val="en-US"/>
+              </w:rPr>
+            </w:pPr>
+            <w:r>
+              <w:t>0.00676 / 0.00676</w:t>
+            </w:r>
+          </w:p>
+        </w:tc>
+      </w:tr>
+      <w:tr>
+        <w:tc>
+          <w:tcPr>
+            <w:tcW w:w="2407" w:type="dxa"/>
+            <w:vAlign w:val="center"/>
+          </w:tcPr>
+          <w:p>
+            <w:pPr>
+              <w:rPr>
+                <w:lang w:val="en-US"/>
+              </w:rPr>
+            </w:pPr>
+            <w:r>
+              <w:t>4×4</w:t>
+            </w:r>
+          </w:p>
+        </w:tc>
+        <w:tc>
+          <w:tcPr>
+            <w:tcW w:w="2407" w:type="dxa"/>
+            <w:vAlign w:val="center"/>
+          </w:tcPr>
+          <w:p>
+            <w:pPr>
+              <w:rPr>
+                <w:lang w:val="en-US"/>
+              </w:rPr>
+            </w:pPr>
+            <w:r>
+              <w:t>SA</w:t>
+            </w:r>
+          </w:p>
+        </w:tc>
+        <w:tc>
+          <w:tcPr>
+            <w:tcW w:w="2407" w:type="dxa"/>
+            <w:vAlign w:val="center"/>
+          </w:tcPr>
+          <w:p>
+            <w:pPr>
+              <w:rPr>
+                <w:lang w:val="en-US"/>
+              </w:rPr>
+            </w:pPr>
+            <w:r>
+              <w:t>65% (13/20)</w:t>
+            </w:r>
+          </w:p>
+        </w:tc>
+        <w:tc>
+          <w:tcPr>
+            <w:tcW w:w="2407" w:type="dxa"/>
+            <w:vAlign w:val="center"/>
+          </w:tcPr>
+          <w:p>
+            <w:pPr>
+              <w:rPr>
+                <w:lang w:val="en-US"/>
+              </w:rPr>
+            </w:pPr>
+            <w:r>
+              <w:t>0.02594 / 0.02313</w:t>
+            </w:r>
+          </w:p>
+        </w:tc>
+      </w:tr>
+      <w:tr>
+        <w:tc>
+          <w:tcPr>
+            <w:tcW w:w="2407" w:type="dxa"/>
+            <w:vAlign w:val="center"/>
+          </w:tcPr>
+          <w:p>
+            <w:pPr>
+              <w:rPr>
+                <w:lang w:val="en-US"/>
+              </w:rPr>
+            </w:pPr>
+            <w:r>
+              <w:t>4×4</w:t>
+            </w:r>
+          </w:p>
+        </w:tc>
+        <w:tc>
+          <w:tcPr>
+            <w:tcW w:w="2407" w:type="dxa"/>
+            <w:vAlign w:val="center"/>
+          </w:tcPr>
+          <w:p>
+            <w:pPr>
+              <w:rPr>
+                <w:lang w:val="en-US"/>
+              </w:rPr>
+            </w:pPr>
+            <w:r>
+              <w:t>GA</w:t>
+            </w:r>
+          </w:p>
+        </w:tc>
+        <w:tc>
+          <w:tcPr>
+            <w:tcW w:w="2407" w:type="dxa"/>
+            <w:vAlign w:val="center"/>
+          </w:tcPr>
+          <w:p>
+            <w:pPr>
+              <w:rPr>
+                <w:lang w:val="en-US"/>
+              </w:rPr>
+            </w:pPr>
+            <w:r>
+              <w:t>20% (4/20)</w:t>
+            </w:r>
+          </w:p>
+        </w:tc>
+        <w:tc>
+          <w:tcPr>
+            <w:tcW w:w="2407" w:type="dxa"/>
+            <w:vAlign w:val="center"/>
+          </w:tcPr>
+          <w:p>
+            <w:pPr>
+              <w:rPr>
+                <w:lang w:val="en-US"/>
+              </w:rPr>
+            </w:pPr>
+            <w:r>
+              <w:t>0.41406 / 0.07444</w:t>
+            </w:r>
+          </w:p>
+        </w:tc>
+      </w:tr>
+      <w:tr>
+        <w:tc>
+          <w:tcPr>
+            <w:tcW w:w="2407" w:type="dxa"/>
+            <w:vAlign w:val="center"/>
+          </w:tcPr>
+          <w:p>
+            <w:pPr>
+              <w:rPr>
+                <w:lang w:val="en-US"/>
+              </w:rPr>
+            </w:pPr>
+            <w:r>
+              <w:t xml:space="preserve">4×4 </w:t>
+            </w:r>
+            <w:proofErr w:type="spellStart"/>
+            <w:r>
+              <w:t>Fixed</w:t>
+            </w:r>
+            <w:proofErr w:type="spellEnd"/>
+          </w:p>
+        </w:tc>
+        <w:tc>
+          <w:tcPr>
+            <w:tcW w:w="2407" w:type="dxa"/>
+            <w:vAlign w:val="center"/>
+          </w:tcPr>
+          <w:p>
+            <w:pPr>
+              <w:rPr>
+                <w:lang w:val="en-US"/>
+              </w:rPr>
+            </w:pPr>
+            <w:r>
+              <w:t>Backtracking</w:t>
+            </w:r>
+          </w:p>
+        </w:tc>
+        <w:tc>
+          <w:tcPr>
+            <w:tcW w:w="2407" w:type="dxa"/>
+            <w:vAlign w:val="center"/>
+          </w:tcPr>
+          <w:p>
+            <w:pPr>
+              <w:rPr>
+                <w:lang w:val="en-US"/>
+              </w:rPr>
+            </w:pPr>
+            <w:r>
+              <w:t>100% (20/20)</w:t>
+            </w:r>
+          </w:p>
+        </w:tc>
+        <w:tc>
+          <w:tcPr>
+            <w:tcW w:w="2407" w:type="dxa"/>
+            <w:vAlign w:val="center"/>
+          </w:tcPr>
+          <w:p>
+            <w:pPr>
+              <w:rPr>
+                <w:lang w:val="en-US"/>
+              </w:rPr>
+            </w:pPr>
+            <w:r>
+              <w:t>0.00192 / 0.00192</w:t>
+            </w:r>
+          </w:p>
+        </w:tc>
+      </w:tr>
+      <w:tr>
+        <w:tc>
+          <w:tcPr>
+            <w:tcW w:w="2407" w:type="dxa"/>
+            <w:vAlign w:val="center"/>
+          </w:tcPr>
+          <w:p>
+            <w:pPr>
+              <w:rPr>
+                <w:lang w:val="en-US"/>
+              </w:rPr>
+            </w:pPr>
+            <w:r>
+              <w:t xml:space="preserve">4×4 </w:t>
+            </w:r>
+            <w:proofErr w:type="spellStart"/>
+            <w:r>
+              <w:t>Fixed</w:t>
+            </w:r>
+            <w:proofErr w:type="spellEnd"/>
+          </w:p>
+        </w:tc>
+        <w:tc>
+          <w:tcPr>
+            <w:tcW w:w="2407" w:type="dxa"/>
+            <w:vAlign w:val="center"/>
+          </w:tcPr>
+          <w:p>
+            <w:pPr>
+              <w:rPr>
+                <w:lang w:val="en-US"/>
+              </w:rPr>
+            </w:pPr>
+            <w:r>
+              <w:t>SA</w:t>
+            </w:r>
+          </w:p>
+        </w:tc>
+        <w:tc>
+          <w:tcPr>
+            <w:tcW w:w="2407" w:type="dxa"/>
+            <w:vAlign w:val="center"/>
+          </w:tcPr>
+          <w:p>
+            <w:pPr>
+              <w:rPr>
+                <w:lang w:val="en-US"/>
+              </w:rPr>
+            </w:pPr>
+            <w:r>
+              <w:t>85% (17/20)</w:t>
+            </w:r>
+          </w:p>
+        </w:tc>
+        <w:tc>
+          <w:tcPr>
+            <w:tcW w:w="2407" w:type="dxa"/>
+            <w:vAlign w:val="center"/>
+          </w:tcPr>
+          <w:p>
+            <w:pPr>
+              <w:rPr>
+                <w:lang w:val="en-US"/>
+              </w:rPr>
+            </w:pPr>
+            <w:r>
+              <w:t>0.02173 / 0.02018</w:t>
+            </w:r>
+          </w:p>
+        </w:tc>
+      </w:tr>
+      <w:tr>
+        <w:tc>
+          <w:tcPr>
+            <w:tcW w:w="2407" w:type="dxa"/>
+            <w:vAlign w:val="center"/>
+          </w:tcPr>
+          <w:p>
+            <w:pPr>
+              <w:rPr>
+                <w:lang w:val="en-US"/>
+              </w:rPr>
+            </w:pPr>
+            <w:r>
+              <w:t xml:space="preserve">4×4 </w:t>
+            </w:r>
+            <w:proofErr w:type="spellStart"/>
+            <w:r>
+              <w:t>Fixed</w:t>
+            </w:r>
+            <w:proofErr w:type="spellEnd"/>
+          </w:p>
+        </w:tc>
+        <w:tc>
+          <w:tcPr>
+            <w:tcW w:w="2407" w:type="dxa"/>
+            <w:vAlign w:val="center"/>
+          </w:tcPr>
+          <w:p>
+            <w:pPr>
+              <w:rPr>
+                <w:lang w:val="en-US"/>
+              </w:rPr>
+            </w:pPr>
+            <w:r>
+              <w:t>GA</w:t>
+            </w:r>
+          </w:p>
+        </w:tc>
+        <w:tc>
+          <w:tcPr>
+            <w:tcW w:w="2407" w:type="dxa"/>
+            <w:vAlign w:val="center"/>
+          </w:tcPr>
+          <w:p>
+            <w:pPr>
+              <w:rPr>
+                <w:lang w:val="en-US"/>
+              </w:rPr>
+            </w:pPr>
+            <w:r>
+              <w:t>30% (6/20)</w:t>
+            </w:r>
+          </w:p>
+        </w:tc>
+        <w:tc>
+          <w:tcPr>
+            <w:tcW w:w="2407" w:type="dxa"/>
+            <w:vAlign w:val="center"/>
+          </w:tcPr>
+          <w:p>
+            <w:pPr>
+              <w:rPr>
+                <w:lang w:val="en-US"/>
+              </w:rPr>
+            </w:pPr>
+            <w:r>
+              <w:t>0.40307 / 0.08538</w:t>
+            </w:r>
+          </w:p>
+        </w:tc>
+      </w:tr>
+      <w:tr>
+        <w:tc>
+          <w:tcPr>
+            <w:tcW w:w="2407" w:type="dxa"/>
+            <w:vAlign w:val="center"/>
+          </w:tcPr>
+          <w:p>
+            <w:pPr>
+              <w:rPr>
+                <w:lang w:val="en-US"/>
+              </w:rPr>
+            </w:pPr>
+            <w:r>
+              <w:t>5×5</w:t>
+            </w:r>
+          </w:p>
+        </w:tc>
+        <w:tc>
+          <w:tcPr>
+            <w:tcW w:w="2407" w:type="dxa"/>
+            <w:vAlign w:val="center"/>
+          </w:tcPr>
+          <w:p>
+            <w:pPr>
+              <w:rPr>
+                <w:lang w:val="en-US"/>
+              </w:rPr>
+            </w:pPr>
+            <w:r>
+              <w:t>Backtracking</w:t>
+            </w:r>
+          </w:p>
+        </w:tc>
+        <w:tc>
+          <w:tcPr>
+            <w:tcW w:w="2407" w:type="dxa"/>
+            <w:vAlign w:val="center"/>
+          </w:tcPr>
+          <w:p>
+            <w:pPr>
+              <w:rPr>
+                <w:lang w:val="en-US"/>
+              </w:rPr>
+            </w:pPr>
+            <w:r>
+              <w:t>100% (20/20)</w:t>
+            </w:r>
+          </w:p>
+        </w:tc>
+        <w:tc>
+          <w:tcPr>
+            <w:tcW w:w="2407" w:type="dxa"/>
+            <w:vAlign w:val="center"/>
+          </w:tcPr>
+          <w:p>
+            <w:pPr>
+              <w:rPr>
+                <w:lang w:val="en-US"/>
+              </w:rPr>
+            </w:pPr>
+            <w:r>
+              <w:t>0.28363 / 0.28363</w:t>
+            </w:r>
+          </w:p>
+        </w:tc>
+      </w:tr>
+      <w:tr>
+        <w:tc>
+          <w:tcPr>
+            <w:tcW w:w="2407" w:type="dxa"/>
+            <w:vAlign w:val="center"/>
+          </w:tcPr>
+          <w:p>
+            <w:pPr>
+              <w:rPr>
+                <w:lang w:val="en-US"/>
+              </w:rPr>
+            </w:pPr>
+            <w:r>
+              <w:t>5×5</w:t>
+            </w:r>
+          </w:p>
+        </w:tc>
+        <w:tc>
+          <w:tcPr>
+            <w:tcW w:w="2407" w:type="dxa"/>
+            <w:vAlign w:val="center"/>
+          </w:tcPr>
+          <w:p>
+            <w:pPr>
+              <w:rPr>
+                <w:lang w:val="en-US"/>
+              </w:rPr>
+            </w:pPr>
+            <w:r>
+              <w:t>SA</w:t>
+            </w:r>
+          </w:p>
+        </w:tc>
+        <w:tc>
+          <w:tcPr>
+            <w:tcW w:w="2407" w:type="dxa"/>
+            <w:vAlign w:val="center"/>
+          </w:tcPr>
+          <w:p>
+            <w:pPr>
+              <w:rPr>
+                <w:lang w:val="en-US"/>
+              </w:rPr>
+            </w:pPr>
+            <w:r>
+              <w:t>5% (1/20)</w:t>
+            </w:r>
+          </w:p>
+        </w:tc>
+        <w:tc>
+          <w:tcPr>
+            <w:tcW w:w="2407" w:type="dxa"/>
+            <w:vAlign w:val="center"/>
+          </w:tcPr>
+          <w:p>
+            <w:pPr>
+              <w:rPr>
+                <w:lang w:val="en-US"/>
+              </w:rPr>
+            </w:pPr>
+            <w:r>
+              <w:t>0.07705 / 0.02938</w:t>
+            </w:r>
+          </w:p>
+        </w:tc>
+      </w:tr>
+      <w:tr>
+        <w:tc>
+          <w:tcPr>
+            <w:tcW w:w="2407" w:type="dxa"/>
+            <w:vAlign w:val="center"/>
+          </w:tcPr>
+          <w:p>
+            <w:pPr>
+              <w:rPr>
+                <w:lang w:val="en-US"/>
+              </w:rPr>
+            </w:pPr>
+            <w:r>
+              <w:t>5×5</w:t>
+            </w:r>
+          </w:p>
+        </w:tc>
+        <w:tc>
+          <w:tcPr>
+            <w:tcW w:w="2407" w:type="dxa"/>
+            <w:vAlign w:val="center"/>
+          </w:tcPr>
+          <w:p>
+            <w:pPr>
+              <w:rPr>
+                <w:lang w:val="en-US"/>
+              </w:rPr>
+            </w:pPr>
+            <w:r>
+              <w:t>GA</w:t>
+            </w:r>
+          </w:p>
+        </w:tc>
+        <w:tc>
+          <w:tcPr>
+            <w:tcW w:w="2407" w:type="dxa"/>
+            <w:vAlign w:val="center"/>
+          </w:tcPr>
+          <w:p>
+            <w:pPr>
+              <w:rPr>
+                <w:lang w:val="en-US"/>
+              </w:rPr>
+            </w:pPr>
+            <w:r>
+              <w:t>5% (1/20)</w:t>
+            </w:r>
+          </w:p>
+        </w:tc>
+        <w:tc>
+          <w:tcPr>
+            <w:tcW w:w="2407" w:type="dxa"/>
+            <w:vAlign w:val="center"/>
+          </w:tcPr>
+          <w:p>
+            <w:pPr>
+              <w:rPr>
+                <w:lang w:val="en-US"/>
+              </w:rPr>
+            </w:pPr>
+            <w:r>
+              <w:t>0.53161 / 0.16112</w:t>
+            </w:r>
+          </w:p>
+        </w:tc>
+      </w:tr>
+      <w:tr>
+        <w:tc>
+          <w:tcPr>
+            <w:tcW w:w="2407" w:type="dxa"/>
+            <w:vAlign w:val="center"/>
+          </w:tcPr>
+          <w:p>
+            <w:pPr>
+              <w:rPr>
+                <w:lang w:val="en-US"/>
+              </w:rPr>
+            </w:pPr>
+            <w:r>
+              <w:t xml:space="preserve">5×5 </w:t>
+            </w:r>
+            <w:proofErr w:type="spellStart"/>
+            <w:r>
+              <w:t>Fixed</w:t>
+            </w:r>
+            <w:proofErr w:type="spellEnd"/>
+          </w:p>
+        </w:tc>
+        <w:tc>
+          <w:tcPr>
+            <w:tcW w:w="2407" w:type="dxa"/>
+            <w:vAlign w:val="center"/>
+          </w:tcPr>
+          <w:p>
+            <w:pPr>
+              <w:rPr>
+                <w:lang w:val="en-US"/>
+              </w:rPr>
+            </w:pPr>
+            <w:r>
+              <w:t>Backtracking</w:t>
+            </w:r>
+          </w:p>
+        </w:tc>
+        <w:tc>
+          <w:tcPr>
+            <w:tcW w:w="2407" w:type="dxa"/>
+            <w:vAlign w:val="center"/>
+          </w:tcPr>
+          <w:p>
+            <w:pPr>
+              <w:rPr>
+                <w:lang w:val="en-US"/>
+              </w:rPr>
+            </w:pPr>
+            <w:r>
+              <w:t>100% (20/20)</w:t>
+            </w:r>
+          </w:p>
+        </w:tc>
+        <w:tc>
+          <w:tcPr>
+            <w:tcW w:w="2407" w:type="dxa"/>
+            <w:vAlign w:val="center"/>
+          </w:tcPr>
+          <w:p>
+            <w:pPr>
+              <w:rPr>
+                <w:lang w:val="en-US"/>
+              </w:rPr>
+            </w:pPr>
+            <w:r>
+              <w:t>0.05803 / 0.05803</w:t>
+            </w:r>
+          </w:p>
+        </w:tc>
+      </w:tr>
+      <w:tr>
+        <w:tc>
+          <w:tcPr>
+            <w:tcW w:w="2407" w:type="dxa"/>
+            <w:vAlign w:val="center"/>
+          </w:tcPr>
+          <w:p>
+            <w:pPr>
+              <w:rPr>
+                <w:lang w:val="en-US"/>
+              </w:rPr>
+            </w:pPr>
+            <w:r>
+              <w:t xml:space="preserve">5×5 </w:t>
+            </w:r>
+            <w:proofErr w:type="spellStart"/>
+            <w:r>
+              <w:t>Fixed</w:t>
+            </w:r>
+            <w:proofErr w:type="spellEnd"/>
+          </w:p>
+        </w:tc>
+        <w:tc>
+          <w:tcPr>
+            <w:tcW w:w="2407" w:type="dxa"/>
+            <w:vAlign w:val="center"/>
+          </w:tcPr>
+          <w:p>
+            <w:pPr>
+              <w:rPr>
+                <w:lang w:val="en-US"/>
+              </w:rPr>
+            </w:pPr>
+            <w:r>
+              <w:t>SA</w:t>
+            </w:r>
+          </w:p>
+        </w:tc>
+        <w:tc>
+          <w:tcPr>
+            <w:tcW w:w="2407" w:type="dxa"/>
+            <w:vAlign w:val="center"/>
+          </w:tcPr>
+          <w:p>
+            <w:pPr>
+              <w:rPr>
+                <w:lang w:val="en-US"/>
+              </w:rPr>
+            </w:pPr>
+            <w:r>
+              <w:t>0% (0/20)</w:t>
+            </w:r>
+          </w:p>
+        </w:tc>
+        <w:tc>
+          <w:tcPr>
+            <w:tcW w:w="2407" w:type="dxa"/>
+            <w:vAlign w:val="center"/>
+          </w:tcPr>
+          <w:p>
+            <w:pPr>
+              <w:rPr>
+                <w:lang w:val="en-US"/>
+              </w:rPr>
+            </w:pPr>
+            <w:r>
+              <w:t>0.07770 / N/A</w:t>
+            </w:r>
+          </w:p>
+        </w:tc>
+      </w:tr>
+      <w:tr>
+        <w:tc>
+          <w:tcPr>
+            <w:tcW w:w="2407" w:type="dxa"/>
+            <w:vAlign w:val="center"/>
+          </w:tcPr>
+          <w:p>
+            <w:pPr>
+              <w:rPr>
+                <w:lang w:val="en-US"/>
+              </w:rPr>
+            </w:pPr>
+            <w:r>
+              <w:t xml:space="preserve">5×5 </w:t>
+            </w:r>
+            <w:proofErr w:type="spellStart"/>
+            <w:r>
+              <w:t>Fixed</w:t>
+            </w:r>
+            <w:proofErr w:type="spellEnd"/>
+          </w:p>
+        </w:tc>
+        <w:tc>
+          <w:tcPr>
+            <w:tcW w:w="2407" w:type="dxa"/>
+            <w:vAlign w:val="center"/>
+          </w:tcPr>
+          <w:p>
+            <w:pPr>
+              <w:rPr>
+                <w:lang w:val="en-US"/>
+              </w:rPr>
+            </w:pPr>
+            <w:r>
+              <w:t>GA</w:t>
+            </w:r>
+          </w:p>
+        </w:tc>
+        <w:tc>
+          <w:tcPr>
+            <w:tcW w:w="2407" w:type="dxa"/>
+            <w:vAlign w:val="center"/>
+          </w:tcPr>
+          <w:p>
+            <w:pPr>
+              <w:rPr>
+                <w:lang w:val="en-US"/>
+              </w:rPr>
+            </w:pPr>
+            <w:r>
+              <w:t>0% (0/20)</w:t>
+            </w:r>
+          </w:p>
+        </w:tc>
+        <w:tc>
+          <w:tcPr>
+            <w:tcW w:w="2407" w:type="dxa"/>
+            <w:vAlign w:val="center"/>
+          </w:tcPr>
+          <w:p>
+            <w:pPr>
+              <w:rPr>
+                <w:lang w:val="en-US"/>
+              </w:rPr>
+            </w:pPr>
+            <w:r>
+              <w:t>0.51997 / N/A</w:t>
+            </w:r>
+          </w:p>
+        </w:tc>
+      </w:tr>
+    </w:tbl>
+    <w:p>
+      <w:pPr>
+        <w:rPr>
+          <w:lang w:val="en-US"/>
+        </w:rPr>
+      </w:pPr>
+    </w:p>
+    <w:p>
+      <w:pPr>
+        <w:rPr>
+          <w:lang w:val="en-US"/>
+        </w:rPr>
+      </w:pPr>
+      <w:r>
+        <w:rPr>
+          <w:lang w:val="en-US"/>
+        </w:rPr>
+        <w:t xml:space="preserve">There are two median time, the first considers all of the 20 </w:t>
+      </w:r>
+      <w:proofErr w:type="spellStart"/>
+      <w:r>
+        <w:rPr>
+          <w:lang w:val="en-US"/>
+        </w:rPr>
+        <w:t>esecutions</w:t>
+      </w:r>
+      <w:proofErr w:type="spellEnd"/>
+      <w:r>
+        <w:rPr>
+          <w:lang w:val="en-US"/>
+        </w:rPr>
+        <w:t xml:space="preserve">, while the second one considers only the successful </w:t>
+      </w:r>
+      <w:proofErr w:type="spellStart"/>
+      <w:r>
+        <w:rPr>
+          <w:lang w:val="en-US"/>
+        </w:rPr>
+        <w:t>esecutions</w:t>
+      </w:r>
+      <w:proofErr w:type="spellEnd"/>
+      <w:r>
+        <w:rPr>
+          <w:lang w:val="en-US"/>
+        </w:rPr>
+        <w:t>.</w:t>
+      </w:r>
+    </w:p>
+    <w:p>
+      <w:pPr>
+        <w:pStyle w:val="Titolo1"/>
+        <w:numPr>
+          <w:ilvl w:val="0"/>
+          <w:numId w:val="1"/>
+        </w:numPr>
+        <w:rPr>
+          <w:lang w:val="en-US"/>
+        </w:rPr>
+      </w:pPr>
+      <w:r>
+        <w:rPr>
+          <w:lang w:val="en-US"/>
+        </w:rPr>
+        <w:t>Discussion and comparisons</w:t>
+      </w:r>
+    </w:p>
+    <w:p>
+      <w:pPr>
+        <w:rPr>
+          <w:lang w:val="en-US"/>
+        </w:rPr>
+      </w:pPr>
+      <w:r>
+        <w:rPr>
+          <w:lang w:val="en-US"/>
+        </w:rPr>
+        <w:t>The experimental results show clear differences between the three algorithms in terms of reliability and execution time.</w:t>
+      </w:r>
+    </w:p>
+    <w:p>
+      <w:pPr>
+        <w:rPr>
+          <w:lang w:val="en-US"/>
+        </w:rPr>
+      </w:pPr>
     </w:p>
     <w:p>
       <w:pPr>
@@ -3236,6 +4785,25 @@
       <w:sz w:val="24"/>
     </w:rPr>
   </w:style>
+  <w:style w:type="table" w:styleId="Grigliatabella">
+    <w:name w:val="Table Grid"/>
+    <w:basedOn w:val="Tabellanormale"/>
+    <w:uiPriority w:val="39"/>
+    <w:rsid w:val="005552FC"/>
+    <w:pPr>
+      <w:spacing w:after="0" w:line="240" w:lineRule="auto"/>
+    </w:pPr>
+    <w:tblPr>
+      <w:tblBorders>
+        <w:top w:val="single" w:sz="4" w:space="0" w:color="auto"/>
+        <w:left w:val="single" w:sz="4" w:space="0" w:color="auto"/>
+        <w:bottom w:val="single" w:sz="4" w:space="0" w:color="auto"/>
+        <w:right w:val="single" w:sz="4" w:space="0" w:color="auto"/>
+        <w:insideH w:val="single" w:sz="4" w:space="0" w:color="auto"/>
+        <w:insideV w:val="single" w:sz="4" w:space="0" w:color="auto"/>
+      </w:tblBorders>
+    </w:tblPr>
+  </w:style>
 </w:styles>
 </file>
 
